--- a/DO_AN_WEB2/FileDocBaoCao/BÁO CÁO DỰ ÁN LẬP TRÌNH WEB.docx
+++ b/DO_AN_WEB2/FileDocBaoCao/BÁO CÁO DỰ ÁN LẬP TRÌNH WEB.docx
@@ -421,8 +421,7 @@
             <w:rPr>
               <w:rFonts w:asciiTheme="minorHAnsi" w:eastAsiaTheme="minorEastAsia" w:hAnsiTheme="minorHAnsi"/>
               <w:noProof/>
-              <w:sz w:val="18"/>
-              <w:szCs w:val="18"/>
+              <w:sz w:val="22"/>
             </w:rPr>
           </w:pPr>
           <w:r>
@@ -446,14 +445,13 @@
             </w:rPr>
             <w:fldChar w:fldCharType="separate"/>
           </w:r>
-          <w:hyperlink w:anchor="_Toc168125752" w:history="1">
+          <w:hyperlink w:anchor="_Toc168251241" w:history="1">
             <w:r>
               <w:rPr>
                 <w:rStyle w:val="Hyperlink"/>
                 <w:rFonts w:cs="Times New Roman"/>
                 <w:noProof/>
                 <w:sz w:val="22"/>
-                <w:szCs w:val="18"/>
               </w:rPr>
               <w:t>CHƯƠNG I: TỔNG QUAN VẤN ĐỀ.</w:t>
             </w:r>
@@ -462,7 +460,6 @@
                 <w:noProof/>
                 <w:webHidden/>
                 <w:sz w:val="22"/>
-                <w:szCs w:val="18"/>
               </w:rPr>
               <w:tab/>
             </w:r>
@@ -471,7 +468,6 @@
                 <w:noProof/>
                 <w:webHidden/>
                 <w:sz w:val="22"/>
-                <w:szCs w:val="18"/>
               </w:rPr>
               <w:fldChar w:fldCharType="begin"/>
             </w:r>
@@ -480,16 +476,14 @@
                 <w:noProof/>
                 <w:webHidden/>
                 <w:sz w:val="22"/>
-                <w:szCs w:val="18"/>
-              </w:rPr>
-              <w:instrText xml:space="preserve"> PAGEREF _Toc168125752 \h </w:instrText>
+              </w:rPr>
+              <w:instrText xml:space="preserve"> PAGEREF _Toc168251241 \h </w:instrText>
             </w:r>
             <w:r>
               <w:rPr>
                 <w:noProof/>
                 <w:webHidden/>
                 <w:sz w:val="22"/>
-                <w:szCs w:val="18"/>
               </w:rPr>
             </w:r>
             <w:r>
@@ -497,7 +491,6 @@
                 <w:noProof/>
                 <w:webHidden/>
                 <w:sz w:val="22"/>
-                <w:szCs w:val="18"/>
               </w:rPr>
               <w:fldChar w:fldCharType="separate"/>
             </w:r>
@@ -506,7 +499,6 @@
                 <w:noProof/>
                 <w:webHidden/>
                 <w:sz w:val="22"/>
-                <w:szCs w:val="18"/>
               </w:rPr>
               <w:t>3</w:t>
             </w:r>
@@ -515,7 +507,6 @@
                 <w:noProof/>
                 <w:webHidden/>
                 <w:sz w:val="22"/>
-                <w:szCs w:val="18"/>
               </w:rPr>
               <w:fldChar w:fldCharType="end"/>
             </w:r>
@@ -524,106 +515,89 @@
         <w:p>
           <w:pPr>
             <w:pStyle w:val="TOC2"/>
-            <w:tabs>
-              <w:tab w:val="left" w:pos="880"/>
-              <w:tab w:val="right" w:leader="dot" w:pos="9350"/>
-            </w:tabs>
             <w:rPr>
               <w:rFonts w:asciiTheme="minorHAnsi" w:eastAsiaTheme="minorEastAsia" w:hAnsiTheme="minorHAnsi"/>
-              <w:noProof/>
-              <w:sz w:val="18"/>
-              <w:szCs w:val="18"/>
+              <w:sz w:val="22"/>
+              <w:szCs w:val="22"/>
             </w:rPr>
           </w:pPr>
-          <w:hyperlink w:anchor="_Toc168125753" w:history="1">
+          <w:hyperlink w:anchor="_Toc168251242" w:history="1">
             <w:r>
               <w:rPr>
                 <w:rStyle w:val="Hyperlink"/>
-                <w:rFonts w:cs="Times New Roman"/>
-                <w:noProof/>
-                <w:sz w:val="22"/>
-                <w:szCs w:val="18"/>
+                <w:sz w:val="22"/>
+                <w:szCs w:val="22"/>
               </w:rPr>
               <w:t>1.1</w:t>
             </w:r>
             <w:r>
               <w:rPr>
                 <w:rFonts w:asciiTheme="minorHAnsi" w:eastAsiaTheme="minorEastAsia" w:hAnsiTheme="minorHAnsi"/>
-                <w:noProof/>
-                <w:sz w:val="18"/>
-                <w:szCs w:val="18"/>
+                <w:sz w:val="22"/>
+                <w:szCs w:val="22"/>
               </w:rPr>
               <w:tab/>
             </w:r>
             <w:r>
               <w:rPr>
                 <w:rStyle w:val="Hyperlink"/>
-                <w:rFonts w:cs="Times New Roman"/>
-                <w:noProof/>
-                <w:sz w:val="22"/>
-                <w:szCs w:val="18"/>
+                <w:sz w:val="22"/>
+                <w:szCs w:val="22"/>
               </w:rPr>
               <w:t>Giới thiệu về Ký túc xá K7</w:t>
             </w:r>
             <w:r>
               <w:rPr>
-                <w:noProof/>
                 <w:webHidden/>
                 <w:sz w:val="22"/>
-                <w:szCs w:val="18"/>
+                <w:szCs w:val="22"/>
               </w:rPr>
               <w:tab/>
             </w:r>
             <w:r>
               <w:rPr>
-                <w:noProof/>
                 <w:webHidden/>
                 <w:sz w:val="22"/>
-                <w:szCs w:val="18"/>
+                <w:szCs w:val="22"/>
               </w:rPr>
               <w:fldChar w:fldCharType="begin"/>
             </w:r>
             <w:r>
               <w:rPr>
-                <w:noProof/>
                 <w:webHidden/>
                 <w:sz w:val="22"/>
-                <w:szCs w:val="18"/>
-              </w:rPr>
-              <w:instrText xml:space="preserve"> PAGEREF _Toc168125753 \h </w:instrText>
-            </w:r>
-            <w:r>
-              <w:rPr>
-                <w:noProof/>
+                <w:szCs w:val="22"/>
+              </w:rPr>
+              <w:instrText xml:space="preserve"> PAGEREF _Toc168251242 \h </w:instrText>
+            </w:r>
+            <w:r>
+              <w:rPr>
                 <w:webHidden/>
                 <w:sz w:val="22"/>
-                <w:szCs w:val="18"/>
-              </w:rPr>
-            </w:r>
-            <w:r>
-              <w:rPr>
-                <w:noProof/>
+                <w:szCs w:val="22"/>
+              </w:rPr>
+            </w:r>
+            <w:r>
+              <w:rPr>
                 <w:webHidden/>
                 <w:sz w:val="22"/>
-                <w:szCs w:val="18"/>
+                <w:szCs w:val="22"/>
               </w:rPr>
               <w:fldChar w:fldCharType="separate"/>
             </w:r>
             <w:r>
               <w:rPr>
-                <w:noProof/>
                 <w:webHidden/>
                 <w:sz w:val="22"/>
-                <w:szCs w:val="18"/>
+                <w:szCs w:val="22"/>
               </w:rPr>
               <w:t>3</w:t>
             </w:r>
             <w:r>
               <w:rPr>
-                <w:noProof/>
                 <w:webHidden/>
                 <w:sz w:val="22"/>
-                <w:szCs w:val="18"/>
+                <w:szCs w:val="22"/>
               </w:rPr>
               <w:fldChar w:fldCharType="end"/>
             </w:r>
@@ -632,106 +606,89 @@
         <w:p>
           <w:pPr>
             <w:pStyle w:val="TOC2"/>
-            <w:tabs>
-              <w:tab w:val="left" w:pos="880"/>
-              <w:tab w:val="right" w:leader="dot" w:pos="9350"/>
-            </w:tabs>
             <w:rPr>
               <w:rFonts w:asciiTheme="minorHAnsi" w:eastAsiaTheme="minorEastAsia" w:hAnsiTheme="minorHAnsi"/>
-              <w:noProof/>
-              <w:sz w:val="18"/>
-              <w:szCs w:val="18"/>
+              <w:sz w:val="22"/>
+              <w:szCs w:val="22"/>
             </w:rPr>
           </w:pPr>
-          <w:hyperlink w:anchor="_Toc168125754" w:history="1">
+          <w:hyperlink w:anchor="_Toc168251243" w:history="1">
             <w:r>
               <w:rPr>
                 <w:rStyle w:val="Hyperlink"/>
-                <w:rFonts w:cs="Times New Roman"/>
-                <w:noProof/>
-                <w:sz w:val="22"/>
-                <w:szCs w:val="18"/>
+                <w:sz w:val="22"/>
+                <w:szCs w:val="22"/>
               </w:rPr>
               <w:t>1.2</w:t>
             </w:r>
             <w:r>
               <w:rPr>
                 <w:rFonts w:asciiTheme="minorHAnsi" w:eastAsiaTheme="minorEastAsia" w:hAnsiTheme="minorHAnsi"/>
-                <w:noProof/>
-                <w:sz w:val="18"/>
-                <w:szCs w:val="18"/>
+                <w:sz w:val="22"/>
+                <w:szCs w:val="22"/>
               </w:rPr>
               <w:tab/>
             </w:r>
             <w:r>
               <w:rPr>
                 <w:rStyle w:val="Hyperlink"/>
-                <w:rFonts w:cs="Times New Roman"/>
-                <w:noProof/>
-                <w:sz w:val="22"/>
-                <w:szCs w:val="18"/>
+                <w:sz w:val="22"/>
+                <w:szCs w:val="22"/>
               </w:rPr>
               <w:t>Mục đích nghiên cứu:</w:t>
             </w:r>
             <w:r>
               <w:rPr>
-                <w:noProof/>
                 <w:webHidden/>
                 <w:sz w:val="22"/>
-                <w:szCs w:val="18"/>
+                <w:szCs w:val="22"/>
               </w:rPr>
               <w:tab/>
             </w:r>
             <w:r>
               <w:rPr>
-                <w:noProof/>
                 <w:webHidden/>
                 <w:sz w:val="22"/>
-                <w:szCs w:val="18"/>
+                <w:szCs w:val="22"/>
               </w:rPr>
               <w:fldChar w:fldCharType="begin"/>
             </w:r>
             <w:r>
               <w:rPr>
-                <w:noProof/>
                 <w:webHidden/>
                 <w:sz w:val="22"/>
-                <w:szCs w:val="18"/>
-              </w:rPr>
-              <w:instrText xml:space="preserve"> PAGEREF _Toc168125754 \h </w:instrText>
-            </w:r>
-            <w:r>
-              <w:rPr>
-                <w:noProof/>
+                <w:szCs w:val="22"/>
+              </w:rPr>
+              <w:instrText xml:space="preserve"> PAGEREF _Toc168251243 \h </w:instrText>
+            </w:r>
+            <w:r>
+              <w:rPr>
                 <w:webHidden/>
                 <w:sz w:val="22"/>
-                <w:szCs w:val="18"/>
-              </w:rPr>
-            </w:r>
-            <w:r>
-              <w:rPr>
-                <w:noProof/>
+                <w:szCs w:val="22"/>
+              </w:rPr>
+            </w:r>
+            <w:r>
+              <w:rPr>
                 <w:webHidden/>
                 <w:sz w:val="22"/>
-                <w:szCs w:val="18"/>
+                <w:szCs w:val="22"/>
               </w:rPr>
               <w:fldChar w:fldCharType="separate"/>
             </w:r>
             <w:r>
               <w:rPr>
-                <w:noProof/>
                 <w:webHidden/>
                 <w:sz w:val="22"/>
-                <w:szCs w:val="18"/>
+                <w:szCs w:val="22"/>
               </w:rPr>
               <w:t>3</w:t>
             </w:r>
             <w:r>
               <w:rPr>
-                <w:noProof/>
                 <w:webHidden/>
                 <w:sz w:val="22"/>
-                <w:szCs w:val="18"/>
+                <w:szCs w:val="22"/>
               </w:rPr>
               <w:fldChar w:fldCharType="end"/>
             </w:r>
@@ -740,106 +697,89 @@
         <w:p>
           <w:pPr>
             <w:pStyle w:val="TOC2"/>
-            <w:tabs>
-              <w:tab w:val="left" w:pos="880"/>
-              <w:tab w:val="right" w:leader="dot" w:pos="9350"/>
-            </w:tabs>
             <w:rPr>
               <w:rFonts w:asciiTheme="minorHAnsi" w:eastAsiaTheme="minorEastAsia" w:hAnsiTheme="minorHAnsi"/>
-              <w:noProof/>
-              <w:sz w:val="18"/>
-              <w:szCs w:val="18"/>
+              <w:sz w:val="22"/>
+              <w:szCs w:val="22"/>
             </w:rPr>
           </w:pPr>
-          <w:hyperlink w:anchor="_Toc168125755" w:history="1">
+          <w:hyperlink w:anchor="_Toc168251244" w:history="1">
             <w:r>
               <w:rPr>
                 <w:rStyle w:val="Hyperlink"/>
-                <w:rFonts w:cs="Times New Roman"/>
-                <w:noProof/>
-                <w:sz w:val="22"/>
-                <w:szCs w:val="18"/>
+                <w:sz w:val="22"/>
+                <w:szCs w:val="22"/>
               </w:rPr>
               <w:t>1.3</w:t>
             </w:r>
             <w:r>
               <w:rPr>
                 <w:rFonts w:asciiTheme="minorHAnsi" w:eastAsiaTheme="minorEastAsia" w:hAnsiTheme="minorHAnsi"/>
-                <w:noProof/>
-                <w:sz w:val="18"/>
-                <w:szCs w:val="18"/>
+                <w:sz w:val="22"/>
+                <w:szCs w:val="22"/>
               </w:rPr>
               <w:tab/>
             </w:r>
             <w:r>
               <w:rPr>
                 <w:rStyle w:val="Hyperlink"/>
-                <w:rFonts w:cs="Times New Roman"/>
-                <w:noProof/>
-                <w:sz w:val="22"/>
-                <w:szCs w:val="18"/>
+                <w:sz w:val="22"/>
+                <w:szCs w:val="22"/>
               </w:rPr>
               <w:t>Phân tích tổ chức và vấn đề cần giải quyết</w:t>
             </w:r>
             <w:r>
               <w:rPr>
-                <w:noProof/>
                 <w:webHidden/>
                 <w:sz w:val="22"/>
-                <w:szCs w:val="18"/>
+                <w:szCs w:val="22"/>
               </w:rPr>
               <w:tab/>
             </w:r>
             <w:r>
               <w:rPr>
-                <w:noProof/>
                 <w:webHidden/>
                 <w:sz w:val="22"/>
-                <w:szCs w:val="18"/>
+                <w:szCs w:val="22"/>
               </w:rPr>
               <w:fldChar w:fldCharType="begin"/>
             </w:r>
             <w:r>
               <w:rPr>
-                <w:noProof/>
                 <w:webHidden/>
                 <w:sz w:val="22"/>
-                <w:szCs w:val="18"/>
-              </w:rPr>
-              <w:instrText xml:space="preserve"> PAGEREF _Toc168125755 \h </w:instrText>
-            </w:r>
-            <w:r>
-              <w:rPr>
-                <w:noProof/>
+                <w:szCs w:val="22"/>
+              </w:rPr>
+              <w:instrText xml:space="preserve"> PAGEREF _Toc168251244 \h </w:instrText>
+            </w:r>
+            <w:r>
+              <w:rPr>
                 <w:webHidden/>
                 <w:sz w:val="22"/>
-                <w:szCs w:val="18"/>
-              </w:rPr>
-            </w:r>
-            <w:r>
-              <w:rPr>
-                <w:noProof/>
+                <w:szCs w:val="22"/>
+              </w:rPr>
+            </w:r>
+            <w:r>
+              <w:rPr>
                 <w:webHidden/>
                 <w:sz w:val="22"/>
-                <w:szCs w:val="18"/>
+                <w:szCs w:val="22"/>
               </w:rPr>
               <w:fldChar w:fldCharType="separate"/>
             </w:r>
             <w:r>
               <w:rPr>
-                <w:noProof/>
                 <w:webHidden/>
                 <w:sz w:val="22"/>
-                <w:szCs w:val="18"/>
+                <w:szCs w:val="22"/>
               </w:rPr>
               <w:t>4</w:t>
             </w:r>
             <w:r>
               <w:rPr>
-                <w:noProof/>
                 <w:webHidden/>
                 <w:sz w:val="22"/>
-                <w:szCs w:val="18"/>
+                <w:szCs w:val="22"/>
               </w:rPr>
               <w:fldChar w:fldCharType="end"/>
             </w:r>
@@ -855,17 +795,15 @@
             <w:rPr>
               <w:rFonts w:asciiTheme="minorHAnsi" w:eastAsiaTheme="minorEastAsia" w:hAnsiTheme="minorHAnsi"/>
               <w:noProof/>
-              <w:sz w:val="18"/>
-              <w:szCs w:val="18"/>
+              <w:sz w:val="22"/>
             </w:rPr>
           </w:pPr>
-          <w:hyperlink w:anchor="_Toc168125756" w:history="1">
+          <w:hyperlink w:anchor="_Toc168251245" w:history="1">
             <w:r>
               <w:rPr>
                 <w:rStyle w:val="Hyperlink"/>
                 <w:noProof/>
                 <w:sz w:val="22"/>
-                <w:szCs w:val="18"/>
               </w:rPr>
               <w:t>1.3.1</w:t>
             </w:r>
@@ -873,8 +811,7 @@
               <w:rPr>
                 <w:rFonts w:asciiTheme="minorHAnsi" w:eastAsiaTheme="minorEastAsia" w:hAnsiTheme="minorHAnsi"/>
                 <w:noProof/>
-                <w:sz w:val="18"/>
-                <w:szCs w:val="18"/>
+                <w:sz w:val="22"/>
               </w:rPr>
               <w:tab/>
             </w:r>
@@ -883,7 +820,6 @@
                 <w:rStyle w:val="Hyperlink"/>
                 <w:noProof/>
                 <w:sz w:val="22"/>
-                <w:szCs w:val="18"/>
               </w:rPr>
               <w:t>Khảo sát hệ thống</w:t>
             </w:r>
@@ -892,7 +828,6 @@
                 <w:noProof/>
                 <w:webHidden/>
                 <w:sz w:val="22"/>
-                <w:szCs w:val="18"/>
               </w:rPr>
               <w:tab/>
             </w:r>
@@ -901,7 +836,6 @@
                 <w:noProof/>
                 <w:webHidden/>
                 <w:sz w:val="22"/>
-                <w:szCs w:val="18"/>
               </w:rPr>
               <w:fldChar w:fldCharType="begin"/>
             </w:r>
@@ -910,16 +844,14 @@
                 <w:noProof/>
                 <w:webHidden/>
                 <w:sz w:val="22"/>
-                <w:szCs w:val="18"/>
-              </w:rPr>
-              <w:instrText xml:space="preserve"> PAGEREF _Toc168125756 \h </w:instrText>
+              </w:rPr>
+              <w:instrText xml:space="preserve"> PAGEREF _Toc168251245 \h </w:instrText>
             </w:r>
             <w:r>
               <w:rPr>
                 <w:noProof/>
                 <w:webHidden/>
                 <w:sz w:val="22"/>
-                <w:szCs w:val="18"/>
               </w:rPr>
             </w:r>
             <w:r>
@@ -927,7 +859,6 @@
                 <w:noProof/>
                 <w:webHidden/>
                 <w:sz w:val="22"/>
-                <w:szCs w:val="18"/>
               </w:rPr>
               <w:fldChar w:fldCharType="separate"/>
             </w:r>
@@ -936,7 +867,6 @@
                 <w:noProof/>
                 <w:webHidden/>
                 <w:sz w:val="22"/>
-                <w:szCs w:val="18"/>
               </w:rPr>
               <w:t>4</w:t>
             </w:r>
@@ -945,7 +875,6 @@
                 <w:noProof/>
                 <w:webHidden/>
                 <w:sz w:val="22"/>
-                <w:szCs w:val="18"/>
               </w:rPr>
               <w:fldChar w:fldCharType="end"/>
             </w:r>
@@ -961,17 +890,15 @@
             <w:rPr>
               <w:rFonts w:asciiTheme="minorHAnsi" w:eastAsiaTheme="minorEastAsia" w:hAnsiTheme="minorHAnsi"/>
               <w:noProof/>
-              <w:sz w:val="18"/>
-              <w:szCs w:val="18"/>
+              <w:sz w:val="22"/>
             </w:rPr>
           </w:pPr>
-          <w:hyperlink w:anchor="_Toc168125757" w:history="1">
+          <w:hyperlink w:anchor="_Toc168251246" w:history="1">
             <w:r>
               <w:rPr>
                 <w:rStyle w:val="Hyperlink"/>
                 <w:noProof/>
                 <w:sz w:val="22"/>
-                <w:szCs w:val="18"/>
               </w:rPr>
               <w:t>1.3.2</w:t>
             </w:r>
@@ -979,8 +906,7 @@
               <w:rPr>
                 <w:rFonts w:asciiTheme="minorHAnsi" w:eastAsiaTheme="minorEastAsia" w:hAnsiTheme="minorHAnsi"/>
                 <w:noProof/>
-                <w:sz w:val="18"/>
-                <w:szCs w:val="18"/>
+                <w:sz w:val="22"/>
               </w:rPr>
               <w:tab/>
             </w:r>
@@ -989,7 +915,6 @@
                 <w:rStyle w:val="Hyperlink"/>
                 <w:noProof/>
                 <w:sz w:val="22"/>
-                <w:szCs w:val="18"/>
               </w:rPr>
               <w:t>Đánh giá hiện trạng</w:t>
             </w:r>
@@ -998,7 +923,6 @@
                 <w:noProof/>
                 <w:webHidden/>
                 <w:sz w:val="22"/>
-                <w:szCs w:val="18"/>
               </w:rPr>
               <w:tab/>
             </w:r>
@@ -1007,7 +931,6 @@
                 <w:noProof/>
                 <w:webHidden/>
                 <w:sz w:val="22"/>
-                <w:szCs w:val="18"/>
               </w:rPr>
               <w:fldChar w:fldCharType="begin"/>
             </w:r>
@@ -1016,16 +939,14 @@
                 <w:noProof/>
                 <w:webHidden/>
                 <w:sz w:val="22"/>
-                <w:szCs w:val="18"/>
-              </w:rPr>
-              <w:instrText xml:space="preserve"> PAGEREF _Toc168125757 \h </w:instrText>
+              </w:rPr>
+              <w:instrText xml:space="preserve"> PAGEREF _Toc168251246 \h </w:instrText>
             </w:r>
             <w:r>
               <w:rPr>
                 <w:noProof/>
                 <w:webHidden/>
                 <w:sz w:val="22"/>
-                <w:szCs w:val="18"/>
               </w:rPr>
             </w:r>
             <w:r>
@@ -1033,7 +954,6 @@
                 <w:noProof/>
                 <w:webHidden/>
                 <w:sz w:val="22"/>
-                <w:szCs w:val="18"/>
               </w:rPr>
               <w:fldChar w:fldCharType="separate"/>
             </w:r>
@@ -1042,7 +962,6 @@
                 <w:noProof/>
                 <w:webHidden/>
                 <w:sz w:val="22"/>
-                <w:szCs w:val="18"/>
               </w:rPr>
               <w:t>4</w:t>
             </w:r>
@@ -1051,7 +970,6 @@
                 <w:noProof/>
                 <w:webHidden/>
                 <w:sz w:val="22"/>
-                <w:szCs w:val="18"/>
               </w:rPr>
               <w:fldChar w:fldCharType="end"/>
             </w:r>
@@ -1067,17 +985,15 @@
             <w:rPr>
               <w:rFonts w:asciiTheme="minorHAnsi" w:eastAsiaTheme="minorEastAsia" w:hAnsiTheme="minorHAnsi"/>
               <w:noProof/>
-              <w:sz w:val="18"/>
-              <w:szCs w:val="18"/>
+              <w:sz w:val="22"/>
             </w:rPr>
           </w:pPr>
-          <w:hyperlink w:anchor="_Toc168125758" w:history="1">
+          <w:hyperlink w:anchor="_Toc168251247" w:history="1">
             <w:r>
               <w:rPr>
                 <w:rStyle w:val="Hyperlink"/>
                 <w:noProof/>
                 <w:sz w:val="22"/>
-                <w:szCs w:val="18"/>
               </w:rPr>
               <w:t>1.3.3</w:t>
             </w:r>
@@ -1085,8 +1001,7 @@
               <w:rPr>
                 <w:rFonts w:asciiTheme="minorHAnsi" w:eastAsiaTheme="minorEastAsia" w:hAnsiTheme="minorHAnsi"/>
                 <w:noProof/>
-                <w:sz w:val="18"/>
-                <w:szCs w:val="18"/>
+                <w:sz w:val="22"/>
               </w:rPr>
               <w:tab/>
             </w:r>
@@ -1095,7 +1010,6 @@
                 <w:rStyle w:val="Hyperlink"/>
                 <w:noProof/>
                 <w:sz w:val="22"/>
-                <w:szCs w:val="18"/>
               </w:rPr>
               <w:t>Mục tiêu phát triển hệ thống</w:t>
             </w:r>
@@ -1104,7 +1018,6 @@
                 <w:noProof/>
                 <w:webHidden/>
                 <w:sz w:val="22"/>
-                <w:szCs w:val="18"/>
               </w:rPr>
               <w:tab/>
             </w:r>
@@ -1113,7 +1026,6 @@
                 <w:noProof/>
                 <w:webHidden/>
                 <w:sz w:val="22"/>
-                <w:szCs w:val="18"/>
               </w:rPr>
               <w:fldChar w:fldCharType="begin"/>
             </w:r>
@@ -1122,16 +1034,14 @@
                 <w:noProof/>
                 <w:webHidden/>
                 <w:sz w:val="22"/>
-                <w:szCs w:val="18"/>
-              </w:rPr>
-              <w:instrText xml:space="preserve"> PAGEREF _Toc168125758 \h </w:instrText>
+              </w:rPr>
+              <w:instrText xml:space="preserve"> PAGEREF _Toc168251247 \h </w:instrText>
             </w:r>
             <w:r>
               <w:rPr>
                 <w:noProof/>
                 <w:webHidden/>
                 <w:sz w:val="22"/>
-                <w:szCs w:val="18"/>
               </w:rPr>
             </w:r>
             <w:r>
@@ -1139,7 +1049,6 @@
                 <w:noProof/>
                 <w:webHidden/>
                 <w:sz w:val="22"/>
-                <w:szCs w:val="18"/>
               </w:rPr>
               <w:fldChar w:fldCharType="separate"/>
             </w:r>
@@ -1148,7 +1057,6 @@
                 <w:noProof/>
                 <w:webHidden/>
                 <w:sz w:val="22"/>
-                <w:szCs w:val="18"/>
               </w:rPr>
               <w:t>4</w:t>
             </w:r>
@@ -1157,7 +1065,6 @@
                 <w:noProof/>
                 <w:webHidden/>
                 <w:sz w:val="22"/>
-                <w:szCs w:val="18"/>
               </w:rPr>
               <w:fldChar w:fldCharType="end"/>
             </w:r>
@@ -1169,17 +1076,15 @@
             <w:rPr>
               <w:rFonts w:asciiTheme="minorHAnsi" w:eastAsiaTheme="minorEastAsia" w:hAnsiTheme="minorHAnsi"/>
               <w:noProof/>
-              <w:sz w:val="18"/>
-              <w:szCs w:val="18"/>
+              <w:sz w:val="22"/>
             </w:rPr>
           </w:pPr>
-          <w:hyperlink w:anchor="_Toc168125759" w:history="1">
+          <w:hyperlink w:anchor="_Toc168251248" w:history="1">
             <w:r>
               <w:rPr>
                 <w:rStyle w:val="Hyperlink"/>
                 <w:noProof/>
                 <w:sz w:val="22"/>
-                <w:szCs w:val="18"/>
               </w:rPr>
               <w:t>2</w:t>
             </w:r>
@@ -1187,8 +1092,7 @@
               <w:rPr>
                 <w:rFonts w:asciiTheme="minorHAnsi" w:eastAsiaTheme="minorEastAsia" w:hAnsiTheme="minorHAnsi"/>
                 <w:noProof/>
-                <w:sz w:val="18"/>
-                <w:szCs w:val="18"/>
+                <w:sz w:val="22"/>
               </w:rPr>
               <w:tab/>
             </w:r>
@@ -1197,52 +1101,14 @@
                 <w:rStyle w:val="Hyperlink"/>
                 <w:noProof/>
                 <w:sz w:val="22"/>
-                <w:szCs w:val="18"/>
-              </w:rPr>
-              <w:t>CHƯƠNG II: TÌM HIỂU VỀ CƠ</w:t>
-            </w:r>
-            <w:r>
-              <w:rPr>
-                <w:rStyle w:val="Hyperlink"/>
-                <w:noProof/>
-                <w:sz w:val="22"/>
-                <w:szCs w:val="18"/>
-              </w:rPr>
-              <w:t xml:space="preserve"> </w:t>
-            </w:r>
-            <w:r>
-              <w:rPr>
-                <w:rStyle w:val="Hyperlink"/>
-                <w:noProof/>
-                <w:sz w:val="22"/>
-                <w:szCs w:val="18"/>
-              </w:rPr>
-              <w:t>S</w:t>
-            </w:r>
-            <w:r>
-              <w:rPr>
-                <w:rStyle w:val="Hyperlink"/>
-                <w:noProof/>
-                <w:sz w:val="22"/>
-                <w:szCs w:val="18"/>
-              </w:rPr>
-              <w:t>Ở</w:t>
-            </w:r>
-            <w:r>
-              <w:rPr>
-                <w:rStyle w:val="Hyperlink"/>
-                <w:noProof/>
-                <w:sz w:val="22"/>
-                <w:szCs w:val="18"/>
-              </w:rPr>
-              <w:t xml:space="preserve"> LÝ THUYẾT</w:t>
+              </w:rPr>
+              <w:t>CHƯƠNG II: CÁC ĐIỂM CHÍNH VỀ NGÔN NGỮ VÀ CÔNG NGHỆ SỬ DỤNG</w:t>
             </w:r>
             <w:r>
               <w:rPr>
                 <w:noProof/>
                 <w:webHidden/>
                 <w:sz w:val="22"/>
-                <w:szCs w:val="18"/>
               </w:rPr>
               <w:tab/>
             </w:r>
@@ -1251,7 +1117,6 @@
                 <w:noProof/>
                 <w:webHidden/>
                 <w:sz w:val="22"/>
-                <w:szCs w:val="18"/>
               </w:rPr>
               <w:fldChar w:fldCharType="begin"/>
             </w:r>
@@ -1260,16 +1125,14 @@
                 <w:noProof/>
                 <w:webHidden/>
                 <w:sz w:val="22"/>
-                <w:szCs w:val="18"/>
-              </w:rPr>
-              <w:instrText xml:space="preserve"> PAGEREF _Toc168125759 \h </w:instrText>
+              </w:rPr>
+              <w:instrText xml:space="preserve"> PAGEREF _Toc168251248 \h </w:instrText>
             </w:r>
             <w:r>
               <w:rPr>
                 <w:noProof/>
                 <w:webHidden/>
                 <w:sz w:val="22"/>
-                <w:szCs w:val="18"/>
               </w:rPr>
             </w:r>
             <w:r>
@@ -1277,7 +1140,6 @@
                 <w:noProof/>
                 <w:webHidden/>
                 <w:sz w:val="22"/>
-                <w:szCs w:val="18"/>
               </w:rPr>
               <w:fldChar w:fldCharType="separate"/>
             </w:r>
@@ -1286,16 +1148,14 @@
                 <w:noProof/>
                 <w:webHidden/>
                 <w:sz w:val="22"/>
-                <w:szCs w:val="18"/>
-              </w:rPr>
-              <w:t>5</w:t>
+              </w:rPr>
+              <w:t>6</w:t>
             </w:r>
             <w:r>
               <w:rPr>
                 <w:noProof/>
                 <w:webHidden/>
                 <w:sz w:val="22"/>
-                <w:szCs w:val="18"/>
               </w:rPr>
               <w:fldChar w:fldCharType="end"/>
             </w:r>
@@ -1304,104 +1164,89 @@
         <w:p>
           <w:pPr>
             <w:pStyle w:val="TOC2"/>
-            <w:tabs>
-              <w:tab w:val="left" w:pos="880"/>
-              <w:tab w:val="right" w:leader="dot" w:pos="9350"/>
-            </w:tabs>
             <w:rPr>
               <w:rFonts w:asciiTheme="minorHAnsi" w:eastAsiaTheme="minorEastAsia" w:hAnsiTheme="minorHAnsi"/>
-              <w:noProof/>
-              <w:sz w:val="18"/>
-              <w:szCs w:val="18"/>
+              <w:sz w:val="22"/>
+              <w:szCs w:val="22"/>
             </w:rPr>
           </w:pPr>
-          <w:hyperlink w:anchor="_Toc168125760" w:history="1">
+          <w:hyperlink w:anchor="_Toc168251249" w:history="1">
             <w:r>
               <w:rPr>
                 <w:rStyle w:val="Hyperlink"/>
-                <w:noProof/>
-                <w:sz w:val="22"/>
-                <w:szCs w:val="18"/>
+                <w:sz w:val="22"/>
+                <w:szCs w:val="22"/>
               </w:rPr>
               <w:t>2.1</w:t>
             </w:r>
             <w:r>
               <w:rPr>
                 <w:rFonts w:asciiTheme="minorHAnsi" w:eastAsiaTheme="minorEastAsia" w:hAnsiTheme="minorHAnsi"/>
-                <w:noProof/>
-                <w:sz w:val="18"/>
-                <w:szCs w:val="18"/>
+                <w:sz w:val="22"/>
+                <w:szCs w:val="22"/>
               </w:rPr>
               <w:tab/>
             </w:r>
             <w:r>
               <w:rPr>
                 <w:rStyle w:val="Hyperlink"/>
-                <w:noProof/>
-                <w:sz w:val="22"/>
-                <w:szCs w:val="18"/>
+                <w:sz w:val="22"/>
+                <w:szCs w:val="22"/>
               </w:rPr>
               <w:t>Tổng quan về ASP.NET Web MVC:</w:t>
             </w:r>
             <w:r>
               <w:rPr>
-                <w:noProof/>
                 <w:webHidden/>
                 <w:sz w:val="22"/>
-                <w:szCs w:val="18"/>
+                <w:szCs w:val="22"/>
               </w:rPr>
               <w:tab/>
             </w:r>
             <w:r>
               <w:rPr>
-                <w:noProof/>
                 <w:webHidden/>
                 <w:sz w:val="22"/>
-                <w:szCs w:val="18"/>
+                <w:szCs w:val="22"/>
               </w:rPr>
               <w:fldChar w:fldCharType="begin"/>
             </w:r>
             <w:r>
               <w:rPr>
-                <w:noProof/>
                 <w:webHidden/>
                 <w:sz w:val="22"/>
-                <w:szCs w:val="18"/>
-              </w:rPr>
-              <w:instrText xml:space="preserve"> PAGEREF _Toc168125760 \h </w:instrText>
-            </w:r>
-            <w:r>
-              <w:rPr>
-                <w:noProof/>
+                <w:szCs w:val="22"/>
+              </w:rPr>
+              <w:instrText xml:space="preserve"> PAGEREF _Toc168251249 \h </w:instrText>
+            </w:r>
+            <w:r>
+              <w:rPr>
                 <w:webHidden/>
                 <w:sz w:val="22"/>
-                <w:szCs w:val="18"/>
-              </w:rPr>
-            </w:r>
-            <w:r>
-              <w:rPr>
-                <w:noProof/>
+                <w:szCs w:val="22"/>
+              </w:rPr>
+            </w:r>
+            <w:r>
+              <w:rPr>
                 <w:webHidden/>
                 <w:sz w:val="22"/>
-                <w:szCs w:val="18"/>
+                <w:szCs w:val="22"/>
               </w:rPr>
               <w:fldChar w:fldCharType="separate"/>
             </w:r>
             <w:r>
               <w:rPr>
-                <w:noProof/>
                 <w:webHidden/>
                 <w:sz w:val="22"/>
-                <w:szCs w:val="18"/>
-              </w:rPr>
-              <w:t>5</w:t>
-            </w:r>
-            <w:r>
-              <w:rPr>
-                <w:noProof/>
+                <w:szCs w:val="22"/>
+              </w:rPr>
+              <w:t>6</w:t>
+            </w:r>
+            <w:r>
+              <w:rPr>
                 <w:webHidden/>
                 <w:sz w:val="22"/>
-                <w:szCs w:val="18"/>
+                <w:szCs w:val="22"/>
               </w:rPr>
               <w:fldChar w:fldCharType="end"/>
             </w:r>
@@ -1410,104 +1255,89 @@
         <w:p>
           <w:pPr>
             <w:pStyle w:val="TOC2"/>
-            <w:tabs>
-              <w:tab w:val="left" w:pos="880"/>
-              <w:tab w:val="right" w:leader="dot" w:pos="9350"/>
-            </w:tabs>
             <w:rPr>
               <w:rFonts w:asciiTheme="minorHAnsi" w:eastAsiaTheme="minorEastAsia" w:hAnsiTheme="minorHAnsi"/>
-              <w:noProof/>
-              <w:sz w:val="18"/>
-              <w:szCs w:val="18"/>
+              <w:sz w:val="22"/>
+              <w:szCs w:val="22"/>
             </w:rPr>
           </w:pPr>
-          <w:hyperlink w:anchor="_Toc168125761" w:history="1">
+          <w:hyperlink w:anchor="_Toc168251250" w:history="1">
             <w:r>
               <w:rPr>
                 <w:rStyle w:val="Hyperlink"/>
-                <w:noProof/>
-                <w:sz w:val="22"/>
-                <w:szCs w:val="18"/>
+                <w:sz w:val="22"/>
+                <w:szCs w:val="22"/>
               </w:rPr>
               <w:t>2.2</w:t>
             </w:r>
             <w:r>
               <w:rPr>
                 <w:rFonts w:asciiTheme="minorHAnsi" w:eastAsiaTheme="minorEastAsia" w:hAnsiTheme="minorHAnsi"/>
-                <w:noProof/>
-                <w:sz w:val="18"/>
-                <w:szCs w:val="18"/>
+                <w:sz w:val="22"/>
+                <w:szCs w:val="22"/>
               </w:rPr>
               <w:tab/>
             </w:r>
             <w:r>
               <w:rPr>
                 <w:rStyle w:val="Hyperlink"/>
-                <w:noProof/>
-                <w:sz w:val="22"/>
-                <w:szCs w:val="18"/>
+                <w:sz w:val="22"/>
+                <w:szCs w:val="22"/>
               </w:rPr>
               <w:t>Tổng quan về SQL Server:</w:t>
             </w:r>
             <w:r>
               <w:rPr>
-                <w:noProof/>
                 <w:webHidden/>
                 <w:sz w:val="22"/>
-                <w:szCs w:val="18"/>
+                <w:szCs w:val="22"/>
               </w:rPr>
               <w:tab/>
             </w:r>
             <w:r>
               <w:rPr>
-                <w:noProof/>
                 <w:webHidden/>
                 <w:sz w:val="22"/>
-                <w:szCs w:val="18"/>
+                <w:szCs w:val="22"/>
               </w:rPr>
               <w:fldChar w:fldCharType="begin"/>
             </w:r>
             <w:r>
               <w:rPr>
-                <w:noProof/>
                 <w:webHidden/>
                 <w:sz w:val="22"/>
-                <w:szCs w:val="18"/>
-              </w:rPr>
-              <w:instrText xml:space="preserve"> PAGEREF _Toc168125761 \h </w:instrText>
-            </w:r>
-            <w:r>
-              <w:rPr>
-                <w:noProof/>
+                <w:szCs w:val="22"/>
+              </w:rPr>
+              <w:instrText xml:space="preserve"> PAGEREF _Toc168251250 \h </w:instrText>
+            </w:r>
+            <w:r>
+              <w:rPr>
                 <w:webHidden/>
                 <w:sz w:val="22"/>
-                <w:szCs w:val="18"/>
-              </w:rPr>
-            </w:r>
-            <w:r>
-              <w:rPr>
-                <w:noProof/>
+                <w:szCs w:val="22"/>
+              </w:rPr>
+            </w:r>
+            <w:r>
+              <w:rPr>
                 <w:webHidden/>
                 <w:sz w:val="22"/>
-                <w:szCs w:val="18"/>
+                <w:szCs w:val="22"/>
               </w:rPr>
               <w:fldChar w:fldCharType="separate"/>
             </w:r>
             <w:r>
               <w:rPr>
-                <w:noProof/>
                 <w:webHidden/>
                 <w:sz w:val="22"/>
-                <w:szCs w:val="18"/>
-              </w:rPr>
-              <w:t>5</w:t>
-            </w:r>
-            <w:r>
-              <w:rPr>
-                <w:noProof/>
+                <w:szCs w:val="22"/>
+              </w:rPr>
+              <w:t>6</w:t>
+            </w:r>
+            <w:r>
+              <w:rPr>
                 <w:webHidden/>
                 <w:sz w:val="22"/>
-                <w:szCs w:val="18"/>
+                <w:szCs w:val="22"/>
               </w:rPr>
               <w:fldChar w:fldCharType="end"/>
             </w:r>
@@ -1516,104 +1346,89 @@
         <w:p>
           <w:pPr>
             <w:pStyle w:val="TOC2"/>
-            <w:tabs>
-              <w:tab w:val="left" w:pos="880"/>
-              <w:tab w:val="right" w:leader="dot" w:pos="9350"/>
-            </w:tabs>
             <w:rPr>
               <w:rFonts w:asciiTheme="minorHAnsi" w:eastAsiaTheme="minorEastAsia" w:hAnsiTheme="minorHAnsi"/>
-              <w:noProof/>
-              <w:sz w:val="18"/>
-              <w:szCs w:val="18"/>
+              <w:sz w:val="22"/>
+              <w:szCs w:val="22"/>
             </w:rPr>
           </w:pPr>
-          <w:hyperlink w:anchor="_Toc168125762" w:history="1">
+          <w:hyperlink w:anchor="_Toc168251251" w:history="1">
             <w:r>
               <w:rPr>
                 <w:rStyle w:val="Hyperlink"/>
-                <w:noProof/>
-                <w:sz w:val="22"/>
-                <w:szCs w:val="18"/>
+                <w:sz w:val="22"/>
+                <w:szCs w:val="22"/>
               </w:rPr>
               <w:t>2.3</w:t>
             </w:r>
             <w:r>
               <w:rPr>
                 <w:rFonts w:asciiTheme="minorHAnsi" w:eastAsiaTheme="minorEastAsia" w:hAnsiTheme="minorHAnsi"/>
-                <w:noProof/>
-                <w:sz w:val="18"/>
-                <w:szCs w:val="18"/>
+                <w:sz w:val="22"/>
+                <w:szCs w:val="22"/>
               </w:rPr>
               <w:tab/>
             </w:r>
             <w:r>
               <w:rPr>
                 <w:rStyle w:val="Hyperlink"/>
-                <w:noProof/>
-                <w:sz w:val="22"/>
-                <w:szCs w:val="18"/>
+                <w:sz w:val="22"/>
+                <w:szCs w:val="22"/>
               </w:rPr>
               <w:t>Cách thức tương tác giữa ASP.NET Web MVC và SQL Server:</w:t>
             </w:r>
             <w:r>
               <w:rPr>
-                <w:noProof/>
                 <w:webHidden/>
                 <w:sz w:val="22"/>
-                <w:szCs w:val="18"/>
+                <w:szCs w:val="22"/>
               </w:rPr>
               <w:tab/>
             </w:r>
             <w:r>
               <w:rPr>
-                <w:noProof/>
                 <w:webHidden/>
                 <w:sz w:val="22"/>
-                <w:szCs w:val="18"/>
+                <w:szCs w:val="22"/>
               </w:rPr>
               <w:fldChar w:fldCharType="begin"/>
             </w:r>
             <w:r>
               <w:rPr>
-                <w:noProof/>
                 <w:webHidden/>
                 <w:sz w:val="22"/>
-                <w:szCs w:val="18"/>
-              </w:rPr>
-              <w:instrText xml:space="preserve"> PAGEREF _Toc168125762 \h </w:instrText>
-            </w:r>
-            <w:r>
-              <w:rPr>
-                <w:noProof/>
+                <w:szCs w:val="22"/>
+              </w:rPr>
+              <w:instrText xml:space="preserve"> PAGEREF _Toc168251251 \h </w:instrText>
+            </w:r>
+            <w:r>
+              <w:rPr>
                 <w:webHidden/>
                 <w:sz w:val="22"/>
-                <w:szCs w:val="18"/>
-              </w:rPr>
-            </w:r>
-            <w:r>
-              <w:rPr>
-                <w:noProof/>
+                <w:szCs w:val="22"/>
+              </w:rPr>
+            </w:r>
+            <w:r>
+              <w:rPr>
                 <w:webHidden/>
                 <w:sz w:val="22"/>
-                <w:szCs w:val="18"/>
+                <w:szCs w:val="22"/>
               </w:rPr>
               <w:fldChar w:fldCharType="separate"/>
             </w:r>
             <w:r>
               <w:rPr>
-                <w:noProof/>
                 <w:webHidden/>
                 <w:sz w:val="22"/>
-                <w:szCs w:val="18"/>
-              </w:rPr>
-              <w:t>5</w:t>
-            </w:r>
-            <w:r>
-              <w:rPr>
-                <w:noProof/>
+                <w:szCs w:val="22"/>
+              </w:rPr>
+              <w:t>6</w:t>
+            </w:r>
+            <w:r>
+              <w:rPr>
                 <w:webHidden/>
                 <w:sz w:val="22"/>
-                <w:szCs w:val="18"/>
+                <w:szCs w:val="22"/>
               </w:rPr>
               <w:fldChar w:fldCharType="end"/>
             </w:r>
@@ -1622,104 +1437,89 @@
         <w:p>
           <w:pPr>
             <w:pStyle w:val="TOC2"/>
-            <w:tabs>
-              <w:tab w:val="left" w:pos="880"/>
-              <w:tab w:val="right" w:leader="dot" w:pos="9350"/>
-            </w:tabs>
             <w:rPr>
               <w:rFonts w:asciiTheme="minorHAnsi" w:eastAsiaTheme="minorEastAsia" w:hAnsiTheme="minorHAnsi"/>
-              <w:noProof/>
-              <w:sz w:val="18"/>
-              <w:szCs w:val="18"/>
+              <w:sz w:val="22"/>
+              <w:szCs w:val="22"/>
             </w:rPr>
           </w:pPr>
-          <w:hyperlink w:anchor="_Toc168125763" w:history="1">
+          <w:hyperlink w:anchor="_Toc168251252" w:history="1">
             <w:r>
               <w:rPr>
                 <w:rStyle w:val="Hyperlink"/>
-                <w:noProof/>
-                <w:sz w:val="22"/>
-                <w:szCs w:val="18"/>
+                <w:sz w:val="22"/>
+                <w:szCs w:val="22"/>
               </w:rPr>
               <w:t>2.4</w:t>
             </w:r>
             <w:r>
               <w:rPr>
                 <w:rFonts w:asciiTheme="minorHAnsi" w:eastAsiaTheme="minorEastAsia" w:hAnsiTheme="minorHAnsi"/>
-                <w:noProof/>
-                <w:sz w:val="18"/>
-                <w:szCs w:val="18"/>
+                <w:sz w:val="22"/>
+                <w:szCs w:val="22"/>
               </w:rPr>
               <w:tab/>
             </w:r>
             <w:r>
               <w:rPr>
                 <w:rStyle w:val="Hyperlink"/>
-                <w:noProof/>
-                <w:sz w:val="22"/>
-                <w:szCs w:val="18"/>
+                <w:sz w:val="22"/>
+                <w:szCs w:val="22"/>
               </w:rPr>
               <w:t>Ngôn ngữ sử dụng:</w:t>
             </w:r>
             <w:r>
               <w:rPr>
-                <w:noProof/>
                 <w:webHidden/>
                 <w:sz w:val="22"/>
-                <w:szCs w:val="18"/>
+                <w:szCs w:val="22"/>
               </w:rPr>
               <w:tab/>
             </w:r>
             <w:r>
               <w:rPr>
-                <w:noProof/>
                 <w:webHidden/>
                 <w:sz w:val="22"/>
-                <w:szCs w:val="18"/>
+                <w:szCs w:val="22"/>
               </w:rPr>
               <w:fldChar w:fldCharType="begin"/>
             </w:r>
             <w:r>
               <w:rPr>
-                <w:noProof/>
                 <w:webHidden/>
                 <w:sz w:val="22"/>
-                <w:szCs w:val="18"/>
-              </w:rPr>
-              <w:instrText xml:space="preserve"> PAGEREF _Toc168125763 \h </w:instrText>
-            </w:r>
-            <w:r>
-              <w:rPr>
-                <w:noProof/>
+                <w:szCs w:val="22"/>
+              </w:rPr>
+              <w:instrText xml:space="preserve"> PAGEREF _Toc168251252 \h </w:instrText>
+            </w:r>
+            <w:r>
+              <w:rPr>
                 <w:webHidden/>
                 <w:sz w:val="22"/>
-                <w:szCs w:val="18"/>
-              </w:rPr>
-            </w:r>
-            <w:r>
-              <w:rPr>
-                <w:noProof/>
+                <w:szCs w:val="22"/>
+              </w:rPr>
+            </w:r>
+            <w:r>
+              <w:rPr>
                 <w:webHidden/>
                 <w:sz w:val="22"/>
-                <w:szCs w:val="18"/>
+                <w:szCs w:val="22"/>
               </w:rPr>
               <w:fldChar w:fldCharType="separate"/>
             </w:r>
             <w:r>
               <w:rPr>
-                <w:noProof/>
                 <w:webHidden/>
                 <w:sz w:val="22"/>
-                <w:szCs w:val="18"/>
+                <w:szCs w:val="22"/>
               </w:rPr>
               <w:t>6</w:t>
             </w:r>
             <w:r>
               <w:rPr>
-                <w:noProof/>
                 <w:webHidden/>
                 <w:sz w:val="22"/>
-                <w:szCs w:val="18"/>
+                <w:szCs w:val="22"/>
               </w:rPr>
               <w:fldChar w:fldCharType="end"/>
             </w:r>
@@ -1731,17 +1531,15 @@
             <w:rPr>
               <w:rFonts w:asciiTheme="minorHAnsi" w:eastAsiaTheme="minorEastAsia" w:hAnsiTheme="minorHAnsi"/>
               <w:noProof/>
-              <w:sz w:val="18"/>
-              <w:szCs w:val="18"/>
+              <w:sz w:val="22"/>
             </w:rPr>
           </w:pPr>
-          <w:hyperlink w:anchor="_Toc168125764" w:history="1">
+          <w:hyperlink w:anchor="_Toc168251253" w:history="1">
             <w:r>
               <w:rPr>
                 <w:rStyle w:val="Hyperlink"/>
                 <w:noProof/>
                 <w:sz w:val="22"/>
-                <w:szCs w:val="18"/>
               </w:rPr>
               <w:t>3</w:t>
             </w:r>
@@ -1749,8 +1547,7 @@
               <w:rPr>
                 <w:rFonts w:asciiTheme="minorHAnsi" w:eastAsiaTheme="minorEastAsia" w:hAnsiTheme="minorHAnsi"/>
                 <w:noProof/>
-                <w:sz w:val="18"/>
-                <w:szCs w:val="18"/>
+                <w:sz w:val="22"/>
               </w:rPr>
               <w:tab/>
             </w:r>
@@ -1759,7 +1556,6 @@
                 <w:rStyle w:val="Hyperlink"/>
                 <w:noProof/>
                 <w:sz w:val="22"/>
-                <w:szCs w:val="18"/>
               </w:rPr>
               <w:t>CHƯƠNG III: PHÂN TÍCH HỆ THỐNG</w:t>
             </w:r>
@@ -1768,7 +1564,6 @@
                 <w:noProof/>
                 <w:webHidden/>
                 <w:sz w:val="22"/>
-                <w:szCs w:val="18"/>
               </w:rPr>
               <w:tab/>
             </w:r>
@@ -1777,7 +1572,6 @@
                 <w:noProof/>
                 <w:webHidden/>
                 <w:sz w:val="22"/>
-                <w:szCs w:val="18"/>
               </w:rPr>
               <w:fldChar w:fldCharType="begin"/>
             </w:r>
@@ -1786,16 +1580,14 @@
                 <w:noProof/>
                 <w:webHidden/>
                 <w:sz w:val="22"/>
-                <w:szCs w:val="18"/>
-              </w:rPr>
-              <w:instrText xml:space="preserve"> PAGEREF _Toc168125764 \h </w:instrText>
+              </w:rPr>
+              <w:instrText xml:space="preserve"> PAGEREF _Toc168251253 \h </w:instrText>
             </w:r>
             <w:r>
               <w:rPr>
                 <w:noProof/>
                 <w:webHidden/>
                 <w:sz w:val="22"/>
-                <w:szCs w:val="18"/>
               </w:rPr>
             </w:r>
             <w:r>
@@ -1803,7 +1595,6 @@
                 <w:noProof/>
                 <w:webHidden/>
                 <w:sz w:val="22"/>
-                <w:szCs w:val="18"/>
               </w:rPr>
               <w:fldChar w:fldCharType="separate"/>
             </w:r>
@@ -1812,16 +1603,14 @@
                 <w:noProof/>
                 <w:webHidden/>
                 <w:sz w:val="22"/>
-                <w:szCs w:val="18"/>
-              </w:rPr>
-              <w:t>6</w:t>
+              </w:rPr>
+              <w:t>7</w:t>
             </w:r>
             <w:r>
               <w:rPr>
                 <w:noProof/>
                 <w:webHidden/>
                 <w:sz w:val="22"/>
-                <w:szCs w:val="18"/>
               </w:rPr>
               <w:fldChar w:fldCharType="end"/>
             </w:r>
@@ -1830,104 +1619,89 @@
         <w:p>
           <w:pPr>
             <w:pStyle w:val="TOC2"/>
-            <w:tabs>
-              <w:tab w:val="left" w:pos="880"/>
-              <w:tab w:val="right" w:leader="dot" w:pos="9350"/>
-            </w:tabs>
             <w:rPr>
               <w:rFonts w:asciiTheme="minorHAnsi" w:eastAsiaTheme="minorEastAsia" w:hAnsiTheme="minorHAnsi"/>
-              <w:noProof/>
-              <w:sz w:val="18"/>
-              <w:szCs w:val="18"/>
+              <w:sz w:val="22"/>
+              <w:szCs w:val="22"/>
             </w:rPr>
           </w:pPr>
-          <w:hyperlink w:anchor="_Toc168125765" w:history="1">
+          <w:hyperlink w:anchor="_Toc168251254" w:history="1">
             <w:r>
               <w:rPr>
                 <w:rStyle w:val="Hyperlink"/>
-                <w:noProof/>
-                <w:sz w:val="22"/>
-                <w:szCs w:val="18"/>
+                <w:sz w:val="22"/>
+                <w:szCs w:val="22"/>
               </w:rPr>
               <w:t>3.1</w:t>
             </w:r>
             <w:r>
               <w:rPr>
                 <w:rFonts w:asciiTheme="minorHAnsi" w:eastAsiaTheme="minorEastAsia" w:hAnsiTheme="minorHAnsi"/>
-                <w:noProof/>
-                <w:sz w:val="18"/>
-                <w:szCs w:val="18"/>
+                <w:sz w:val="22"/>
+                <w:szCs w:val="22"/>
               </w:rPr>
               <w:tab/>
             </w:r>
             <w:r>
               <w:rPr>
                 <w:rStyle w:val="Hyperlink"/>
-                <w:noProof/>
-                <w:sz w:val="22"/>
-                <w:szCs w:val="18"/>
+                <w:sz w:val="22"/>
+                <w:szCs w:val="22"/>
               </w:rPr>
               <w:t>Phương pháp xác định yêu cầu</w:t>
             </w:r>
             <w:r>
               <w:rPr>
-                <w:noProof/>
                 <w:webHidden/>
                 <w:sz w:val="22"/>
-                <w:szCs w:val="18"/>
+                <w:szCs w:val="22"/>
               </w:rPr>
               <w:tab/>
             </w:r>
             <w:r>
               <w:rPr>
-                <w:noProof/>
                 <w:webHidden/>
                 <w:sz w:val="22"/>
-                <w:szCs w:val="18"/>
+                <w:szCs w:val="22"/>
               </w:rPr>
               <w:fldChar w:fldCharType="begin"/>
             </w:r>
             <w:r>
               <w:rPr>
-                <w:noProof/>
                 <w:webHidden/>
                 <w:sz w:val="22"/>
-                <w:szCs w:val="18"/>
-              </w:rPr>
-              <w:instrText xml:space="preserve"> PAGEREF _Toc168125765 \h </w:instrText>
-            </w:r>
-            <w:r>
-              <w:rPr>
-                <w:noProof/>
+                <w:szCs w:val="22"/>
+              </w:rPr>
+              <w:instrText xml:space="preserve"> PAGEREF _Toc168251254 \h </w:instrText>
+            </w:r>
+            <w:r>
+              <w:rPr>
                 <w:webHidden/>
                 <w:sz w:val="22"/>
-                <w:szCs w:val="18"/>
-              </w:rPr>
-            </w:r>
-            <w:r>
-              <w:rPr>
-                <w:noProof/>
+                <w:szCs w:val="22"/>
+              </w:rPr>
+            </w:r>
+            <w:r>
+              <w:rPr>
                 <w:webHidden/>
                 <w:sz w:val="22"/>
-                <w:szCs w:val="18"/>
+                <w:szCs w:val="22"/>
               </w:rPr>
               <w:fldChar w:fldCharType="separate"/>
             </w:r>
             <w:r>
               <w:rPr>
-                <w:noProof/>
                 <w:webHidden/>
                 <w:sz w:val="22"/>
-                <w:szCs w:val="18"/>
-              </w:rPr>
-              <w:t>6</w:t>
-            </w:r>
-            <w:r>
-              <w:rPr>
-                <w:noProof/>
+                <w:szCs w:val="22"/>
+              </w:rPr>
+              <w:t>7</w:t>
+            </w:r>
+            <w:r>
+              <w:rPr>
                 <w:webHidden/>
                 <w:sz w:val="22"/>
-                <w:szCs w:val="18"/>
+                <w:szCs w:val="22"/>
               </w:rPr>
               <w:fldChar w:fldCharType="end"/>
             </w:r>
@@ -1936,106 +1710,89 @@
         <w:p>
           <w:pPr>
             <w:pStyle w:val="TOC2"/>
-            <w:tabs>
-              <w:tab w:val="left" w:pos="880"/>
-              <w:tab w:val="right" w:leader="dot" w:pos="9350"/>
-            </w:tabs>
             <w:rPr>
               <w:rFonts w:asciiTheme="minorHAnsi" w:eastAsiaTheme="minorEastAsia" w:hAnsiTheme="minorHAnsi"/>
-              <w:noProof/>
-              <w:sz w:val="18"/>
-              <w:szCs w:val="18"/>
+              <w:sz w:val="22"/>
+              <w:szCs w:val="22"/>
             </w:rPr>
           </w:pPr>
-          <w:hyperlink w:anchor="_Toc168125766" w:history="1">
+          <w:hyperlink w:anchor="_Toc168251255" w:history="1">
             <w:r>
               <w:rPr>
                 <w:rStyle w:val="Hyperlink"/>
-                <w:rFonts w:cs="Times New Roman"/>
-                <w:noProof/>
-                <w:sz w:val="22"/>
-                <w:szCs w:val="18"/>
+                <w:sz w:val="22"/>
+                <w:szCs w:val="22"/>
               </w:rPr>
               <w:t>3.2</w:t>
             </w:r>
             <w:r>
               <w:rPr>
                 <w:rFonts w:asciiTheme="minorHAnsi" w:eastAsiaTheme="minorEastAsia" w:hAnsiTheme="minorHAnsi"/>
-                <w:noProof/>
-                <w:sz w:val="18"/>
-                <w:szCs w:val="18"/>
+                <w:sz w:val="22"/>
+                <w:szCs w:val="22"/>
               </w:rPr>
               <w:tab/>
             </w:r>
             <w:r>
               <w:rPr>
                 <w:rStyle w:val="Hyperlink"/>
-                <w:rFonts w:cs="Times New Roman"/>
-                <w:noProof/>
-                <w:sz w:val="22"/>
-                <w:szCs w:val="18"/>
+                <w:sz w:val="22"/>
+                <w:szCs w:val="22"/>
               </w:rPr>
               <w:t>Mô tả nghiệp vụ</w:t>
             </w:r>
             <w:r>
               <w:rPr>
-                <w:noProof/>
                 <w:webHidden/>
                 <w:sz w:val="22"/>
-                <w:szCs w:val="18"/>
+                <w:szCs w:val="22"/>
               </w:rPr>
               <w:tab/>
             </w:r>
             <w:r>
               <w:rPr>
-                <w:noProof/>
                 <w:webHidden/>
                 <w:sz w:val="22"/>
-                <w:szCs w:val="18"/>
+                <w:szCs w:val="22"/>
               </w:rPr>
               <w:fldChar w:fldCharType="begin"/>
             </w:r>
             <w:r>
               <w:rPr>
-                <w:noProof/>
                 <w:webHidden/>
                 <w:sz w:val="22"/>
-                <w:szCs w:val="18"/>
-              </w:rPr>
-              <w:instrText xml:space="preserve"> PAGEREF _Toc168125766 \h </w:instrText>
-            </w:r>
-            <w:r>
-              <w:rPr>
-                <w:noProof/>
+                <w:szCs w:val="22"/>
+              </w:rPr>
+              <w:instrText xml:space="preserve"> PAGEREF _Toc168251255 \h </w:instrText>
+            </w:r>
+            <w:r>
+              <w:rPr>
                 <w:webHidden/>
                 <w:sz w:val="22"/>
-                <w:szCs w:val="18"/>
-              </w:rPr>
-            </w:r>
-            <w:r>
-              <w:rPr>
-                <w:noProof/>
+                <w:szCs w:val="22"/>
+              </w:rPr>
+            </w:r>
+            <w:r>
+              <w:rPr>
                 <w:webHidden/>
                 <w:sz w:val="22"/>
-                <w:szCs w:val="18"/>
+                <w:szCs w:val="22"/>
               </w:rPr>
               <w:fldChar w:fldCharType="separate"/>
             </w:r>
             <w:r>
               <w:rPr>
-                <w:noProof/>
                 <w:webHidden/>
                 <w:sz w:val="22"/>
-                <w:szCs w:val="18"/>
+                <w:szCs w:val="22"/>
               </w:rPr>
               <w:t>7</w:t>
             </w:r>
             <w:r>
               <w:rPr>
-                <w:noProof/>
                 <w:webHidden/>
                 <w:sz w:val="22"/>
-                <w:szCs w:val="18"/>
+                <w:szCs w:val="22"/>
               </w:rPr>
               <w:fldChar w:fldCharType="end"/>
             </w:r>
@@ -2051,18 +1808,16 @@
             <w:rPr>
               <w:rFonts w:asciiTheme="minorHAnsi" w:eastAsiaTheme="minorEastAsia" w:hAnsiTheme="minorHAnsi"/>
               <w:noProof/>
-              <w:sz w:val="18"/>
-              <w:szCs w:val="18"/>
+              <w:sz w:val="22"/>
             </w:rPr>
           </w:pPr>
-          <w:hyperlink w:anchor="_Toc168125767" w:history="1">
+          <w:hyperlink w:anchor="_Toc168251256" w:history="1">
             <w:r>
               <w:rPr>
                 <w:rStyle w:val="Hyperlink"/>
                 <w:rFonts w:cs="Times New Roman"/>
                 <w:noProof/>
                 <w:sz w:val="22"/>
-                <w:szCs w:val="18"/>
               </w:rPr>
               <w:t>3.2.1</w:t>
             </w:r>
@@ -2070,8 +1825,7 @@
               <w:rPr>
                 <w:rFonts w:asciiTheme="minorHAnsi" w:eastAsiaTheme="minorEastAsia" w:hAnsiTheme="minorHAnsi"/>
                 <w:noProof/>
-                <w:sz w:val="18"/>
-                <w:szCs w:val="18"/>
+                <w:sz w:val="22"/>
               </w:rPr>
               <w:tab/>
             </w:r>
@@ -2081,36 +1835,14 @@
                 <w:rFonts w:cs="Times New Roman"/>
                 <w:noProof/>
                 <w:sz w:val="22"/>
-                <w:szCs w:val="18"/>
-              </w:rPr>
-              <w:t>Đối tượng q</w:t>
-            </w:r>
-            <w:r>
-              <w:rPr>
-                <w:rStyle w:val="Hyperlink"/>
-                <w:rFonts w:cs="Times New Roman"/>
-                <w:noProof/>
-                <w:sz w:val="22"/>
-                <w:szCs w:val="18"/>
-              </w:rPr>
-              <w:t>u</w:t>
-            </w:r>
-            <w:r>
-              <w:rPr>
-                <w:rStyle w:val="Hyperlink"/>
-                <w:rFonts w:cs="Times New Roman"/>
-                <w:noProof/>
-                <w:sz w:val="22"/>
-                <w:szCs w:val="18"/>
-              </w:rPr>
-              <w:t>ản lý</w:t>
+              </w:rPr>
+              <w:t>Đối tượng quản lý</w:t>
             </w:r>
             <w:r>
               <w:rPr>
                 <w:noProof/>
                 <w:webHidden/>
                 <w:sz w:val="22"/>
-                <w:szCs w:val="18"/>
               </w:rPr>
               <w:tab/>
             </w:r>
@@ -2119,7 +1851,6 @@
                 <w:noProof/>
                 <w:webHidden/>
                 <w:sz w:val="22"/>
-                <w:szCs w:val="18"/>
               </w:rPr>
               <w:fldChar w:fldCharType="begin"/>
             </w:r>
@@ -2128,16 +1859,14 @@
                 <w:noProof/>
                 <w:webHidden/>
                 <w:sz w:val="22"/>
-                <w:szCs w:val="18"/>
-              </w:rPr>
-              <w:instrText xml:space="preserve"> PAGEREF _Toc168125767 \h </w:instrText>
+              </w:rPr>
+              <w:instrText xml:space="preserve"> PAGEREF _Toc168251256 \h </w:instrText>
             </w:r>
             <w:r>
               <w:rPr>
                 <w:noProof/>
                 <w:webHidden/>
                 <w:sz w:val="22"/>
-                <w:szCs w:val="18"/>
               </w:rPr>
             </w:r>
             <w:r>
@@ -2145,7 +1874,6 @@
                 <w:noProof/>
                 <w:webHidden/>
                 <w:sz w:val="22"/>
-                <w:szCs w:val="18"/>
               </w:rPr>
               <w:fldChar w:fldCharType="separate"/>
             </w:r>
@@ -2154,7 +1882,6 @@
                 <w:noProof/>
                 <w:webHidden/>
                 <w:sz w:val="22"/>
-                <w:szCs w:val="18"/>
               </w:rPr>
               <w:t>7</w:t>
             </w:r>
@@ -2163,7 +1890,6 @@
                 <w:noProof/>
                 <w:webHidden/>
                 <w:sz w:val="22"/>
-                <w:szCs w:val="18"/>
               </w:rPr>
               <w:fldChar w:fldCharType="end"/>
             </w:r>
@@ -2179,18 +1905,16 @@
             <w:rPr>
               <w:rFonts w:asciiTheme="minorHAnsi" w:eastAsiaTheme="minorEastAsia" w:hAnsiTheme="minorHAnsi"/>
               <w:noProof/>
-              <w:sz w:val="18"/>
-              <w:szCs w:val="18"/>
+              <w:sz w:val="22"/>
             </w:rPr>
           </w:pPr>
-          <w:hyperlink w:anchor="_Toc168125768" w:history="1">
+          <w:hyperlink w:anchor="_Toc168251257" w:history="1">
             <w:r>
               <w:rPr>
                 <w:rStyle w:val="Hyperlink"/>
                 <w:rFonts w:cs="Times New Roman"/>
                 <w:noProof/>
                 <w:sz w:val="22"/>
-                <w:szCs w:val="18"/>
               </w:rPr>
               <w:t>3.2.2</w:t>
             </w:r>
@@ -2198,8 +1922,7 @@
               <w:rPr>
                 <w:rFonts w:asciiTheme="minorHAnsi" w:eastAsiaTheme="minorEastAsia" w:hAnsiTheme="minorHAnsi"/>
                 <w:noProof/>
-                <w:sz w:val="18"/>
-                <w:szCs w:val="18"/>
+                <w:sz w:val="22"/>
               </w:rPr>
               <w:tab/>
             </w:r>
@@ -2209,7 +1932,6 @@
                 <w:rFonts w:cs="Times New Roman"/>
                 <w:noProof/>
                 <w:sz w:val="22"/>
-                <w:szCs w:val="18"/>
               </w:rPr>
               <w:t>Mô tả các nghiệp vụ chính</w:t>
             </w:r>
@@ -2218,7 +1940,6 @@
                 <w:noProof/>
                 <w:webHidden/>
                 <w:sz w:val="22"/>
-                <w:szCs w:val="18"/>
               </w:rPr>
               <w:tab/>
             </w:r>
@@ -2227,7 +1948,6 @@
                 <w:noProof/>
                 <w:webHidden/>
                 <w:sz w:val="22"/>
-                <w:szCs w:val="18"/>
               </w:rPr>
               <w:fldChar w:fldCharType="begin"/>
             </w:r>
@@ -2236,16 +1956,14 @@
                 <w:noProof/>
                 <w:webHidden/>
                 <w:sz w:val="22"/>
-                <w:szCs w:val="18"/>
-              </w:rPr>
-              <w:instrText xml:space="preserve"> PAGEREF _Toc168125768 \h </w:instrText>
+              </w:rPr>
+              <w:instrText xml:space="preserve"> PAGEREF _Toc168251257 \h </w:instrText>
             </w:r>
             <w:r>
               <w:rPr>
                 <w:noProof/>
                 <w:webHidden/>
                 <w:sz w:val="22"/>
-                <w:szCs w:val="18"/>
               </w:rPr>
             </w:r>
             <w:r>
@@ -2253,7 +1971,6 @@
                 <w:noProof/>
                 <w:webHidden/>
                 <w:sz w:val="22"/>
-                <w:szCs w:val="18"/>
               </w:rPr>
               <w:fldChar w:fldCharType="separate"/>
             </w:r>
@@ -2262,16 +1979,14 @@
                 <w:noProof/>
                 <w:webHidden/>
                 <w:sz w:val="22"/>
-                <w:szCs w:val="18"/>
-              </w:rPr>
-              <w:t>7</w:t>
+              </w:rPr>
+              <w:t>8</w:t>
             </w:r>
             <w:r>
               <w:rPr>
                 <w:noProof/>
                 <w:webHidden/>
                 <w:sz w:val="22"/>
-                <w:szCs w:val="18"/>
               </w:rPr>
               <w:fldChar w:fldCharType="end"/>
             </w:r>
@@ -2287,18 +2002,16 @@
             <w:rPr>
               <w:rFonts w:asciiTheme="minorHAnsi" w:eastAsiaTheme="minorEastAsia" w:hAnsiTheme="minorHAnsi"/>
               <w:noProof/>
-              <w:sz w:val="18"/>
-              <w:szCs w:val="18"/>
+              <w:sz w:val="22"/>
             </w:rPr>
           </w:pPr>
-          <w:hyperlink w:anchor="_Toc168125769" w:history="1">
+          <w:hyperlink w:anchor="_Toc168251258" w:history="1">
             <w:r>
               <w:rPr>
                 <w:rStyle w:val="Hyperlink"/>
                 <w:rFonts w:cs="Times New Roman"/>
                 <w:noProof/>
                 <w:sz w:val="22"/>
-                <w:szCs w:val="18"/>
               </w:rPr>
               <w:t>3.2.3</w:t>
             </w:r>
@@ -2306,8 +2019,7 @@
               <w:rPr>
                 <w:rFonts w:asciiTheme="minorHAnsi" w:eastAsiaTheme="minorEastAsia" w:hAnsiTheme="minorHAnsi"/>
                 <w:noProof/>
-                <w:sz w:val="18"/>
-                <w:szCs w:val="18"/>
+                <w:sz w:val="22"/>
               </w:rPr>
               <w:tab/>
             </w:r>
@@ -2317,7 +2029,6 @@
                 <w:rFonts w:cs="Times New Roman"/>
                 <w:noProof/>
                 <w:sz w:val="22"/>
-                <w:szCs w:val="18"/>
               </w:rPr>
               <w:t>Mô tả chi tiết chức năng</w:t>
             </w:r>
@@ -2326,7 +2037,6 @@
                 <w:noProof/>
                 <w:webHidden/>
                 <w:sz w:val="22"/>
-                <w:szCs w:val="18"/>
               </w:rPr>
               <w:tab/>
             </w:r>
@@ -2335,7 +2045,6 @@
                 <w:noProof/>
                 <w:webHidden/>
                 <w:sz w:val="22"/>
-                <w:szCs w:val="18"/>
               </w:rPr>
               <w:fldChar w:fldCharType="begin"/>
             </w:r>
@@ -2344,16 +2053,14 @@
                 <w:noProof/>
                 <w:webHidden/>
                 <w:sz w:val="22"/>
-                <w:szCs w:val="18"/>
-              </w:rPr>
-              <w:instrText xml:space="preserve"> PAGEREF _Toc168125769 \h </w:instrText>
+              </w:rPr>
+              <w:instrText xml:space="preserve"> PAGEREF _Toc168251258 \h </w:instrText>
             </w:r>
             <w:r>
               <w:rPr>
                 <w:noProof/>
                 <w:webHidden/>
                 <w:sz w:val="22"/>
-                <w:szCs w:val="18"/>
               </w:rPr>
             </w:r>
             <w:r>
@@ -2361,7 +2068,6 @@
                 <w:noProof/>
                 <w:webHidden/>
                 <w:sz w:val="22"/>
-                <w:szCs w:val="18"/>
               </w:rPr>
               <w:fldChar w:fldCharType="separate"/>
             </w:r>
@@ -2370,16 +2076,14 @@
                 <w:noProof/>
                 <w:webHidden/>
                 <w:sz w:val="22"/>
-                <w:szCs w:val="18"/>
-              </w:rPr>
-              <w:t>8</w:t>
+              </w:rPr>
+              <w:t>9</w:t>
             </w:r>
             <w:r>
               <w:rPr>
                 <w:noProof/>
                 <w:webHidden/>
                 <w:sz w:val="22"/>
-                <w:szCs w:val="18"/>
               </w:rPr>
               <w:fldChar w:fldCharType="end"/>
             </w:r>
@@ -2388,106 +2092,89 @@
         <w:p>
           <w:pPr>
             <w:pStyle w:val="TOC2"/>
-            <w:tabs>
-              <w:tab w:val="left" w:pos="880"/>
-              <w:tab w:val="right" w:leader="dot" w:pos="9350"/>
-            </w:tabs>
             <w:rPr>
               <w:rFonts w:asciiTheme="minorHAnsi" w:eastAsiaTheme="minorEastAsia" w:hAnsiTheme="minorHAnsi"/>
-              <w:noProof/>
-              <w:sz w:val="18"/>
-              <w:szCs w:val="18"/>
+              <w:sz w:val="22"/>
+              <w:szCs w:val="22"/>
             </w:rPr>
           </w:pPr>
-          <w:hyperlink w:anchor="_Toc168125770" w:history="1">
+          <w:hyperlink w:anchor="_Toc168251259" w:history="1">
             <w:r>
               <w:rPr>
                 <w:rStyle w:val="Hyperlink"/>
-                <w:rFonts w:cs="Times New Roman"/>
-                <w:noProof/>
-                <w:sz w:val="22"/>
-                <w:szCs w:val="18"/>
+                <w:sz w:val="22"/>
+                <w:szCs w:val="22"/>
               </w:rPr>
               <w:t>3.3</w:t>
             </w:r>
             <w:r>
               <w:rPr>
                 <w:rFonts w:asciiTheme="minorHAnsi" w:eastAsiaTheme="minorEastAsia" w:hAnsiTheme="minorHAnsi"/>
-                <w:noProof/>
-                <w:sz w:val="18"/>
-                <w:szCs w:val="18"/>
+                <w:sz w:val="22"/>
+                <w:szCs w:val="22"/>
               </w:rPr>
               <w:tab/>
             </w:r>
             <w:r>
               <w:rPr>
                 <w:rStyle w:val="Hyperlink"/>
-                <w:rFonts w:cs="Times New Roman"/>
-                <w:noProof/>
-                <w:sz w:val="22"/>
-                <w:szCs w:val="18"/>
+                <w:sz w:val="22"/>
+                <w:szCs w:val="22"/>
               </w:rPr>
               <w:t>Sơ đồ phân rã chức năng</w:t>
             </w:r>
             <w:r>
               <w:rPr>
-                <w:noProof/>
                 <w:webHidden/>
                 <w:sz w:val="22"/>
-                <w:szCs w:val="18"/>
+                <w:szCs w:val="22"/>
               </w:rPr>
               <w:tab/>
             </w:r>
             <w:r>
               <w:rPr>
-                <w:noProof/>
                 <w:webHidden/>
                 <w:sz w:val="22"/>
-                <w:szCs w:val="18"/>
+                <w:szCs w:val="22"/>
               </w:rPr>
               <w:fldChar w:fldCharType="begin"/>
             </w:r>
             <w:r>
               <w:rPr>
-                <w:noProof/>
                 <w:webHidden/>
                 <w:sz w:val="22"/>
-                <w:szCs w:val="18"/>
-              </w:rPr>
-              <w:instrText xml:space="preserve"> PAGEREF _Toc168125770 \h </w:instrText>
-            </w:r>
-            <w:r>
-              <w:rPr>
-                <w:noProof/>
+                <w:szCs w:val="22"/>
+              </w:rPr>
+              <w:instrText xml:space="preserve"> PAGEREF _Toc168251259 \h </w:instrText>
+            </w:r>
+            <w:r>
+              <w:rPr>
                 <w:webHidden/>
                 <w:sz w:val="22"/>
-                <w:szCs w:val="18"/>
-              </w:rPr>
-            </w:r>
-            <w:r>
-              <w:rPr>
-                <w:noProof/>
+                <w:szCs w:val="22"/>
+              </w:rPr>
+            </w:r>
+            <w:r>
+              <w:rPr>
                 <w:webHidden/>
                 <w:sz w:val="22"/>
-                <w:szCs w:val="18"/>
+                <w:szCs w:val="22"/>
               </w:rPr>
               <w:fldChar w:fldCharType="separate"/>
             </w:r>
             <w:r>
               <w:rPr>
-                <w:noProof/>
                 <w:webHidden/>
                 <w:sz w:val="22"/>
-                <w:szCs w:val="18"/>
-              </w:rPr>
-              <w:t>8</w:t>
-            </w:r>
-            <w:r>
-              <w:rPr>
-                <w:noProof/>
+                <w:szCs w:val="22"/>
+              </w:rPr>
+              <w:t>9</w:t>
+            </w:r>
+            <w:r>
+              <w:rPr>
                 <w:webHidden/>
                 <w:sz w:val="22"/>
-                <w:szCs w:val="18"/>
+                <w:szCs w:val="22"/>
               </w:rPr>
               <w:fldChar w:fldCharType="end"/>
             </w:r>
@@ -2499,17 +2186,15 @@
             <w:rPr>
               <w:rFonts w:asciiTheme="minorHAnsi" w:eastAsiaTheme="minorEastAsia" w:hAnsiTheme="minorHAnsi"/>
               <w:noProof/>
-              <w:sz w:val="18"/>
-              <w:szCs w:val="18"/>
+              <w:sz w:val="22"/>
             </w:rPr>
           </w:pPr>
-          <w:hyperlink w:anchor="_Toc168125771" w:history="1">
+          <w:hyperlink w:anchor="_Toc168251260" w:history="1">
             <w:r>
               <w:rPr>
                 <w:rStyle w:val="Hyperlink"/>
                 <w:noProof/>
                 <w:sz w:val="22"/>
-                <w:szCs w:val="18"/>
               </w:rPr>
               <w:t>4</w:t>
             </w:r>
@@ -2517,8 +2202,7 @@
               <w:rPr>
                 <w:rFonts w:asciiTheme="minorHAnsi" w:eastAsiaTheme="minorEastAsia" w:hAnsiTheme="minorHAnsi"/>
                 <w:noProof/>
-                <w:sz w:val="18"/>
-                <w:szCs w:val="18"/>
+                <w:sz w:val="22"/>
               </w:rPr>
               <w:tab/>
             </w:r>
@@ -2527,7 +2211,6 @@
                 <w:rStyle w:val="Hyperlink"/>
                 <w:noProof/>
                 <w:sz w:val="22"/>
-                <w:szCs w:val="18"/>
               </w:rPr>
               <w:t>CHƯƠNG IV: THIẾT KẾ HỆ THỐNG</w:t>
             </w:r>
@@ -2536,7 +2219,6 @@
                 <w:noProof/>
                 <w:webHidden/>
                 <w:sz w:val="22"/>
-                <w:szCs w:val="18"/>
               </w:rPr>
               <w:tab/>
             </w:r>
@@ -2545,7 +2227,6 @@
                 <w:noProof/>
                 <w:webHidden/>
                 <w:sz w:val="22"/>
-                <w:szCs w:val="18"/>
               </w:rPr>
               <w:fldChar w:fldCharType="begin"/>
             </w:r>
@@ -2554,16 +2235,14 @@
                 <w:noProof/>
                 <w:webHidden/>
                 <w:sz w:val="22"/>
-                <w:szCs w:val="18"/>
-              </w:rPr>
-              <w:instrText xml:space="preserve"> PAGEREF _Toc168125771 \h </w:instrText>
+              </w:rPr>
+              <w:instrText xml:space="preserve"> PAGEREF _Toc168251260 \h </w:instrText>
             </w:r>
             <w:r>
               <w:rPr>
                 <w:noProof/>
                 <w:webHidden/>
                 <w:sz w:val="22"/>
-                <w:szCs w:val="18"/>
               </w:rPr>
             </w:r>
             <w:r>
@@ -2571,7 +2250,6 @@
                 <w:noProof/>
                 <w:webHidden/>
                 <w:sz w:val="22"/>
-                <w:szCs w:val="18"/>
               </w:rPr>
               <w:fldChar w:fldCharType="separate"/>
             </w:r>
@@ -2580,16 +2258,14 @@
                 <w:noProof/>
                 <w:webHidden/>
                 <w:sz w:val="22"/>
-                <w:szCs w:val="18"/>
-              </w:rPr>
-              <w:t>10</w:t>
+              </w:rPr>
+              <w:t>11</w:t>
             </w:r>
             <w:r>
               <w:rPr>
                 <w:noProof/>
                 <w:webHidden/>
                 <w:sz w:val="22"/>
-                <w:szCs w:val="18"/>
               </w:rPr>
               <w:fldChar w:fldCharType="end"/>
             </w:r>
@@ -2598,104 +2274,89 @@
         <w:p>
           <w:pPr>
             <w:pStyle w:val="TOC2"/>
-            <w:tabs>
-              <w:tab w:val="left" w:pos="880"/>
-              <w:tab w:val="right" w:leader="dot" w:pos="9350"/>
-            </w:tabs>
             <w:rPr>
               <w:rFonts w:asciiTheme="minorHAnsi" w:eastAsiaTheme="minorEastAsia" w:hAnsiTheme="minorHAnsi"/>
-              <w:noProof/>
-              <w:sz w:val="18"/>
-              <w:szCs w:val="18"/>
+              <w:sz w:val="22"/>
+              <w:szCs w:val="22"/>
             </w:rPr>
           </w:pPr>
-          <w:hyperlink w:anchor="_Toc168125772" w:history="1">
+          <w:hyperlink w:anchor="_Toc168251261" w:history="1">
             <w:r>
               <w:rPr>
                 <w:rStyle w:val="Hyperlink"/>
-                <w:noProof/>
-                <w:sz w:val="22"/>
-                <w:szCs w:val="18"/>
+                <w:sz w:val="22"/>
+                <w:szCs w:val="22"/>
               </w:rPr>
               <w:t>4.1</w:t>
             </w:r>
             <w:r>
               <w:rPr>
                 <w:rFonts w:asciiTheme="minorHAnsi" w:eastAsiaTheme="minorEastAsia" w:hAnsiTheme="minorHAnsi"/>
-                <w:noProof/>
-                <w:sz w:val="18"/>
-                <w:szCs w:val="18"/>
+                <w:sz w:val="22"/>
+                <w:szCs w:val="22"/>
               </w:rPr>
               <w:tab/>
             </w:r>
             <w:r>
               <w:rPr>
                 <w:rStyle w:val="Hyperlink"/>
-                <w:noProof/>
-                <w:sz w:val="22"/>
-                <w:szCs w:val="18"/>
+                <w:sz w:val="22"/>
+                <w:szCs w:val="22"/>
               </w:rPr>
               <w:t>Đặc tả mô hình dữ liệu</w:t>
             </w:r>
             <w:r>
               <w:rPr>
-                <w:noProof/>
                 <w:webHidden/>
                 <w:sz w:val="22"/>
-                <w:szCs w:val="18"/>
+                <w:szCs w:val="22"/>
               </w:rPr>
               <w:tab/>
             </w:r>
             <w:r>
               <w:rPr>
-                <w:noProof/>
                 <w:webHidden/>
                 <w:sz w:val="22"/>
-                <w:szCs w:val="18"/>
+                <w:szCs w:val="22"/>
               </w:rPr>
               <w:fldChar w:fldCharType="begin"/>
             </w:r>
             <w:r>
               <w:rPr>
-                <w:noProof/>
                 <w:webHidden/>
                 <w:sz w:val="22"/>
-                <w:szCs w:val="18"/>
-              </w:rPr>
-              <w:instrText xml:space="preserve"> PAGEREF _Toc168125772 \h </w:instrText>
-            </w:r>
-            <w:r>
-              <w:rPr>
-                <w:noProof/>
+                <w:szCs w:val="22"/>
+              </w:rPr>
+              <w:instrText xml:space="preserve"> PAGEREF _Toc168251261 \h </w:instrText>
+            </w:r>
+            <w:r>
+              <w:rPr>
                 <w:webHidden/>
                 <w:sz w:val="22"/>
-                <w:szCs w:val="18"/>
-              </w:rPr>
-            </w:r>
-            <w:r>
-              <w:rPr>
-                <w:noProof/>
+                <w:szCs w:val="22"/>
+              </w:rPr>
+            </w:r>
+            <w:r>
+              <w:rPr>
                 <w:webHidden/>
                 <w:sz w:val="22"/>
-                <w:szCs w:val="18"/>
+                <w:szCs w:val="22"/>
               </w:rPr>
               <w:fldChar w:fldCharType="separate"/>
             </w:r>
             <w:r>
               <w:rPr>
-                <w:noProof/>
                 <w:webHidden/>
                 <w:sz w:val="22"/>
-                <w:szCs w:val="18"/>
-              </w:rPr>
-              <w:t>10</w:t>
-            </w:r>
-            <w:r>
-              <w:rPr>
-                <w:noProof/>
+                <w:szCs w:val="22"/>
+              </w:rPr>
+              <w:t>11</w:t>
+            </w:r>
+            <w:r>
+              <w:rPr>
                 <w:webHidden/>
                 <w:sz w:val="22"/>
-                <w:szCs w:val="18"/>
+                <w:szCs w:val="22"/>
               </w:rPr>
               <w:fldChar w:fldCharType="end"/>
             </w:r>
@@ -2704,104 +2365,89 @@
         <w:p>
           <w:pPr>
             <w:pStyle w:val="TOC2"/>
-            <w:tabs>
-              <w:tab w:val="left" w:pos="880"/>
-              <w:tab w:val="right" w:leader="dot" w:pos="9350"/>
-            </w:tabs>
             <w:rPr>
               <w:rFonts w:asciiTheme="minorHAnsi" w:eastAsiaTheme="minorEastAsia" w:hAnsiTheme="minorHAnsi"/>
-              <w:noProof/>
-              <w:sz w:val="18"/>
-              <w:szCs w:val="18"/>
+              <w:sz w:val="22"/>
+              <w:szCs w:val="22"/>
             </w:rPr>
           </w:pPr>
-          <w:hyperlink w:anchor="_Toc168125773" w:history="1">
+          <w:hyperlink w:anchor="_Toc168251262" w:history="1">
             <w:r>
               <w:rPr>
                 <w:rStyle w:val="Hyperlink"/>
-                <w:noProof/>
-                <w:sz w:val="22"/>
-                <w:szCs w:val="18"/>
+                <w:sz w:val="22"/>
+                <w:szCs w:val="22"/>
               </w:rPr>
               <w:t>4.2</w:t>
             </w:r>
             <w:r>
               <w:rPr>
                 <w:rFonts w:asciiTheme="minorHAnsi" w:eastAsiaTheme="minorEastAsia" w:hAnsiTheme="minorHAnsi"/>
-                <w:noProof/>
-                <w:sz w:val="18"/>
-                <w:szCs w:val="18"/>
+                <w:sz w:val="22"/>
+                <w:szCs w:val="22"/>
               </w:rPr>
               <w:tab/>
             </w:r>
             <w:r>
               <w:rPr>
                 <w:rStyle w:val="Hyperlink"/>
-                <w:noProof/>
-                <w:sz w:val="22"/>
-                <w:szCs w:val="18"/>
+                <w:sz w:val="22"/>
+                <w:szCs w:val="22"/>
               </w:rPr>
               <w:t>Bảng dữ liệu</w:t>
             </w:r>
             <w:r>
               <w:rPr>
-                <w:noProof/>
                 <w:webHidden/>
                 <w:sz w:val="22"/>
-                <w:szCs w:val="18"/>
+                <w:szCs w:val="22"/>
               </w:rPr>
               <w:tab/>
             </w:r>
             <w:r>
               <w:rPr>
-                <w:noProof/>
                 <w:webHidden/>
                 <w:sz w:val="22"/>
-                <w:szCs w:val="18"/>
+                <w:szCs w:val="22"/>
               </w:rPr>
               <w:fldChar w:fldCharType="begin"/>
             </w:r>
             <w:r>
               <w:rPr>
-                <w:noProof/>
                 <w:webHidden/>
                 <w:sz w:val="22"/>
-                <w:szCs w:val="18"/>
-              </w:rPr>
-              <w:instrText xml:space="preserve"> PAGEREF _Toc168125773 \h </w:instrText>
-            </w:r>
-            <w:r>
-              <w:rPr>
-                <w:noProof/>
+                <w:szCs w:val="22"/>
+              </w:rPr>
+              <w:instrText xml:space="preserve"> PAGEREF _Toc168251262 \h </w:instrText>
+            </w:r>
+            <w:r>
+              <w:rPr>
                 <w:webHidden/>
                 <w:sz w:val="22"/>
-                <w:szCs w:val="18"/>
-              </w:rPr>
-            </w:r>
-            <w:r>
-              <w:rPr>
-                <w:noProof/>
+                <w:szCs w:val="22"/>
+              </w:rPr>
+            </w:r>
+            <w:r>
+              <w:rPr>
                 <w:webHidden/>
                 <w:sz w:val="22"/>
-                <w:szCs w:val="18"/>
+                <w:szCs w:val="22"/>
               </w:rPr>
               <w:fldChar w:fldCharType="separate"/>
             </w:r>
             <w:r>
               <w:rPr>
-                <w:noProof/>
                 <w:webHidden/>
                 <w:sz w:val="22"/>
-                <w:szCs w:val="18"/>
-              </w:rPr>
-              <w:t>10</w:t>
-            </w:r>
-            <w:r>
-              <w:rPr>
-                <w:noProof/>
+                <w:szCs w:val="22"/>
+              </w:rPr>
+              <w:t>11</w:t>
+            </w:r>
+            <w:r>
+              <w:rPr>
                 <w:webHidden/>
                 <w:sz w:val="22"/>
-                <w:szCs w:val="18"/>
+                <w:szCs w:val="22"/>
               </w:rPr>
               <w:fldChar w:fldCharType="end"/>
             </w:r>
@@ -2810,104 +2456,89 @@
         <w:p>
           <w:pPr>
             <w:pStyle w:val="TOC2"/>
-            <w:tabs>
-              <w:tab w:val="left" w:pos="880"/>
-              <w:tab w:val="right" w:leader="dot" w:pos="9350"/>
-            </w:tabs>
             <w:rPr>
               <w:rFonts w:asciiTheme="minorHAnsi" w:eastAsiaTheme="minorEastAsia" w:hAnsiTheme="minorHAnsi"/>
-              <w:noProof/>
-              <w:sz w:val="18"/>
-              <w:szCs w:val="18"/>
+              <w:sz w:val="22"/>
+              <w:szCs w:val="22"/>
             </w:rPr>
           </w:pPr>
-          <w:hyperlink w:anchor="_Toc168125774" w:history="1">
+          <w:hyperlink w:anchor="_Toc168251263" w:history="1">
             <w:r>
               <w:rPr>
                 <w:rStyle w:val="Hyperlink"/>
-                <w:noProof/>
-                <w:sz w:val="22"/>
-                <w:szCs w:val="18"/>
+                <w:sz w:val="22"/>
+                <w:szCs w:val="22"/>
               </w:rPr>
               <w:t>4.3</w:t>
             </w:r>
             <w:r>
               <w:rPr>
                 <w:rFonts w:asciiTheme="minorHAnsi" w:eastAsiaTheme="minorEastAsia" w:hAnsiTheme="minorHAnsi"/>
-                <w:noProof/>
-                <w:sz w:val="18"/>
-                <w:szCs w:val="18"/>
+                <w:sz w:val="22"/>
+                <w:szCs w:val="22"/>
               </w:rPr>
               <w:tab/>
             </w:r>
             <w:r>
               <w:rPr>
                 <w:rStyle w:val="Hyperlink"/>
-                <w:noProof/>
-                <w:sz w:val="22"/>
-                <w:szCs w:val="18"/>
+                <w:sz w:val="22"/>
+                <w:szCs w:val="22"/>
               </w:rPr>
               <w:t>Sơ đồ mức vật lý</w:t>
             </w:r>
             <w:r>
               <w:rPr>
-                <w:noProof/>
                 <w:webHidden/>
                 <w:sz w:val="22"/>
-                <w:szCs w:val="18"/>
+                <w:szCs w:val="22"/>
               </w:rPr>
               <w:tab/>
             </w:r>
             <w:r>
               <w:rPr>
-                <w:noProof/>
                 <w:webHidden/>
                 <w:sz w:val="22"/>
-                <w:szCs w:val="18"/>
+                <w:szCs w:val="22"/>
               </w:rPr>
               <w:fldChar w:fldCharType="begin"/>
             </w:r>
             <w:r>
               <w:rPr>
-                <w:noProof/>
                 <w:webHidden/>
                 <w:sz w:val="22"/>
-                <w:szCs w:val="18"/>
-              </w:rPr>
-              <w:instrText xml:space="preserve"> PAGEREF _Toc168125774 \h </w:instrText>
-            </w:r>
-            <w:r>
-              <w:rPr>
-                <w:noProof/>
+                <w:szCs w:val="22"/>
+              </w:rPr>
+              <w:instrText xml:space="preserve"> PAGEREF _Toc168251263 \h </w:instrText>
+            </w:r>
+            <w:r>
+              <w:rPr>
                 <w:webHidden/>
                 <w:sz w:val="22"/>
-                <w:szCs w:val="18"/>
-              </w:rPr>
-            </w:r>
-            <w:r>
-              <w:rPr>
-                <w:noProof/>
+                <w:szCs w:val="22"/>
+              </w:rPr>
+            </w:r>
+            <w:r>
+              <w:rPr>
                 <w:webHidden/>
                 <w:sz w:val="22"/>
-                <w:szCs w:val="18"/>
+                <w:szCs w:val="22"/>
               </w:rPr>
               <w:fldChar w:fldCharType="separate"/>
             </w:r>
             <w:r>
               <w:rPr>
-                <w:noProof/>
                 <w:webHidden/>
                 <w:sz w:val="22"/>
-                <w:szCs w:val="18"/>
-              </w:rPr>
-              <w:t>12</w:t>
-            </w:r>
-            <w:r>
-              <w:rPr>
-                <w:noProof/>
+                <w:szCs w:val="22"/>
+              </w:rPr>
+              <w:t>13</w:t>
+            </w:r>
+            <w:r>
+              <w:rPr>
                 <w:webHidden/>
                 <w:sz w:val="22"/>
-                <w:szCs w:val="18"/>
+                <w:szCs w:val="22"/>
               </w:rPr>
               <w:fldChar w:fldCharType="end"/>
             </w:r>
@@ -2916,104 +2547,89 @@
         <w:p>
           <w:pPr>
             <w:pStyle w:val="TOC2"/>
-            <w:tabs>
-              <w:tab w:val="left" w:pos="880"/>
-              <w:tab w:val="right" w:leader="dot" w:pos="9350"/>
-            </w:tabs>
             <w:rPr>
               <w:rFonts w:asciiTheme="minorHAnsi" w:eastAsiaTheme="minorEastAsia" w:hAnsiTheme="minorHAnsi"/>
-              <w:noProof/>
-              <w:sz w:val="18"/>
-              <w:szCs w:val="18"/>
+              <w:sz w:val="22"/>
+              <w:szCs w:val="22"/>
             </w:rPr>
           </w:pPr>
-          <w:hyperlink w:anchor="_Toc168125775" w:history="1">
+          <w:hyperlink w:anchor="_Toc168251264" w:history="1">
             <w:r>
               <w:rPr>
                 <w:rStyle w:val="Hyperlink"/>
-                <w:noProof/>
-                <w:sz w:val="22"/>
-                <w:szCs w:val="18"/>
+                <w:sz w:val="22"/>
+                <w:szCs w:val="22"/>
               </w:rPr>
               <w:t>4.4</w:t>
             </w:r>
             <w:r>
               <w:rPr>
                 <w:rFonts w:asciiTheme="minorHAnsi" w:eastAsiaTheme="minorEastAsia" w:hAnsiTheme="minorHAnsi"/>
-                <w:noProof/>
-                <w:sz w:val="18"/>
-                <w:szCs w:val="18"/>
+                <w:sz w:val="22"/>
+                <w:szCs w:val="22"/>
               </w:rPr>
               <w:tab/>
             </w:r>
             <w:r>
               <w:rPr>
                 <w:rStyle w:val="Hyperlink"/>
-                <w:noProof/>
-                <w:sz w:val="22"/>
-                <w:szCs w:val="18"/>
+                <w:sz w:val="22"/>
+                <w:szCs w:val="22"/>
               </w:rPr>
               <w:t>Một số giao diện</w:t>
             </w:r>
             <w:r>
               <w:rPr>
-                <w:noProof/>
                 <w:webHidden/>
                 <w:sz w:val="22"/>
-                <w:szCs w:val="18"/>
+                <w:szCs w:val="22"/>
               </w:rPr>
               <w:tab/>
             </w:r>
             <w:r>
               <w:rPr>
-                <w:noProof/>
                 <w:webHidden/>
                 <w:sz w:val="22"/>
-                <w:szCs w:val="18"/>
+                <w:szCs w:val="22"/>
               </w:rPr>
               <w:fldChar w:fldCharType="begin"/>
             </w:r>
             <w:r>
               <w:rPr>
-                <w:noProof/>
                 <w:webHidden/>
                 <w:sz w:val="22"/>
-                <w:szCs w:val="18"/>
-              </w:rPr>
-              <w:instrText xml:space="preserve"> PAGEREF _Toc168125775 \h </w:instrText>
-            </w:r>
-            <w:r>
-              <w:rPr>
-                <w:noProof/>
+                <w:szCs w:val="22"/>
+              </w:rPr>
+              <w:instrText xml:space="preserve"> PAGEREF _Toc168251264 \h </w:instrText>
+            </w:r>
+            <w:r>
+              <w:rPr>
                 <w:webHidden/>
                 <w:sz w:val="22"/>
-                <w:szCs w:val="18"/>
-              </w:rPr>
-            </w:r>
-            <w:r>
-              <w:rPr>
-                <w:noProof/>
+                <w:szCs w:val="22"/>
+              </w:rPr>
+            </w:r>
+            <w:r>
+              <w:rPr>
                 <w:webHidden/>
                 <w:sz w:val="22"/>
-                <w:szCs w:val="18"/>
+                <w:szCs w:val="22"/>
               </w:rPr>
               <w:fldChar w:fldCharType="separate"/>
             </w:r>
             <w:r>
               <w:rPr>
-                <w:noProof/>
                 <w:webHidden/>
                 <w:sz w:val="22"/>
-                <w:szCs w:val="18"/>
-              </w:rPr>
-              <w:t>13</w:t>
-            </w:r>
-            <w:r>
-              <w:rPr>
-                <w:noProof/>
+                <w:szCs w:val="22"/>
+              </w:rPr>
+              <w:t>14</w:t>
+            </w:r>
+            <w:r>
+              <w:rPr>
                 <w:webHidden/>
                 <w:sz w:val="22"/>
-                <w:szCs w:val="18"/>
+                <w:szCs w:val="22"/>
               </w:rPr>
               <w:fldChar w:fldCharType="end"/>
             </w:r>
@@ -3025,18 +2641,16 @@
             <w:rPr>
               <w:rFonts w:asciiTheme="minorHAnsi" w:eastAsiaTheme="minorEastAsia" w:hAnsiTheme="minorHAnsi"/>
               <w:noProof/>
-              <w:sz w:val="18"/>
-              <w:szCs w:val="18"/>
+              <w:sz w:val="22"/>
             </w:rPr>
           </w:pPr>
-          <w:hyperlink w:anchor="_Toc168125776" w:history="1">
+          <w:hyperlink w:anchor="_Toc168251265" w:history="1">
             <w:r>
               <w:rPr>
                 <w:rStyle w:val="Hyperlink"/>
                 <w:rFonts w:cs="Times New Roman"/>
                 <w:noProof/>
                 <w:sz w:val="22"/>
-                <w:szCs w:val="18"/>
               </w:rPr>
               <w:t>5</w:t>
             </w:r>
@@ -3044,8 +2658,7 @@
               <w:rPr>
                 <w:rFonts w:asciiTheme="minorHAnsi" w:eastAsiaTheme="minorEastAsia" w:hAnsiTheme="minorHAnsi"/>
                 <w:noProof/>
-                <w:sz w:val="18"/>
-                <w:szCs w:val="18"/>
+                <w:sz w:val="22"/>
               </w:rPr>
               <w:tab/>
             </w:r>
@@ -3055,16 +2668,14 @@
                 <w:rFonts w:cs="Times New Roman"/>
                 <w:noProof/>
                 <w:sz w:val="22"/>
-                <w:szCs w:val="18"/>
-              </w:rPr>
-              <w:t>CHƯƠNG 5: TỔNG KẾT.</w:t>
+              </w:rPr>
+              <w:t>CHƯƠNG V: TỔNG KẾT.</w:t>
             </w:r>
             <w:r>
               <w:rPr>
                 <w:noProof/>
                 <w:webHidden/>
                 <w:sz w:val="22"/>
-                <w:szCs w:val="18"/>
               </w:rPr>
               <w:tab/>
             </w:r>
@@ -3073,7 +2684,6 @@
                 <w:noProof/>
                 <w:webHidden/>
                 <w:sz w:val="22"/>
-                <w:szCs w:val="18"/>
               </w:rPr>
               <w:fldChar w:fldCharType="begin"/>
             </w:r>
@@ -3082,16 +2692,14 @@
                 <w:noProof/>
                 <w:webHidden/>
                 <w:sz w:val="22"/>
-                <w:szCs w:val="18"/>
-              </w:rPr>
-              <w:instrText xml:space="preserve"> PAGEREF _Toc168125776 \h </w:instrText>
+              </w:rPr>
+              <w:instrText xml:space="preserve"> PAGEREF _Toc168251265 \h </w:instrText>
             </w:r>
             <w:r>
               <w:rPr>
                 <w:noProof/>
                 <w:webHidden/>
                 <w:sz w:val="22"/>
-                <w:szCs w:val="18"/>
               </w:rPr>
             </w:r>
             <w:r>
@@ -3099,7 +2707,6 @@
                 <w:noProof/>
                 <w:webHidden/>
                 <w:sz w:val="22"/>
-                <w:szCs w:val="18"/>
               </w:rPr>
               <w:fldChar w:fldCharType="separate"/>
             </w:r>
@@ -3108,16 +2715,14 @@
                 <w:noProof/>
                 <w:webHidden/>
                 <w:sz w:val="22"/>
-                <w:szCs w:val="18"/>
-              </w:rPr>
-              <w:t>20</w:t>
+              </w:rPr>
+              <w:t>21</w:t>
             </w:r>
             <w:r>
               <w:rPr>
                 <w:noProof/>
                 <w:webHidden/>
                 <w:sz w:val="22"/>
-                <w:szCs w:val="18"/>
               </w:rPr>
               <w:fldChar w:fldCharType="end"/>
             </w:r>
@@ -3126,106 +2731,89 @@
         <w:p>
           <w:pPr>
             <w:pStyle w:val="TOC2"/>
-            <w:tabs>
-              <w:tab w:val="left" w:pos="880"/>
-              <w:tab w:val="right" w:leader="dot" w:pos="9350"/>
-            </w:tabs>
             <w:rPr>
               <w:rFonts w:asciiTheme="minorHAnsi" w:eastAsiaTheme="minorEastAsia" w:hAnsiTheme="minorHAnsi"/>
-              <w:noProof/>
-              <w:sz w:val="18"/>
-              <w:szCs w:val="18"/>
+              <w:sz w:val="22"/>
+              <w:szCs w:val="22"/>
             </w:rPr>
           </w:pPr>
-          <w:hyperlink w:anchor="_Toc168125777" w:history="1">
+          <w:hyperlink w:anchor="_Toc168251266" w:history="1">
             <w:r>
               <w:rPr>
                 <w:rStyle w:val="Hyperlink"/>
-                <w:rFonts w:cs="Times New Roman"/>
-                <w:noProof/>
-                <w:sz w:val="22"/>
-                <w:szCs w:val="18"/>
+                <w:sz w:val="22"/>
+                <w:szCs w:val="22"/>
               </w:rPr>
               <w:t>5.1</w:t>
             </w:r>
             <w:r>
               <w:rPr>
                 <w:rFonts w:asciiTheme="minorHAnsi" w:eastAsiaTheme="minorEastAsia" w:hAnsiTheme="minorHAnsi"/>
-                <w:noProof/>
-                <w:sz w:val="18"/>
-                <w:szCs w:val="18"/>
+                <w:sz w:val="22"/>
+                <w:szCs w:val="22"/>
               </w:rPr>
               <w:tab/>
             </w:r>
             <w:r>
               <w:rPr>
                 <w:rStyle w:val="Hyperlink"/>
-                <w:rFonts w:cs="Times New Roman"/>
-                <w:noProof/>
-                <w:sz w:val="22"/>
-                <w:szCs w:val="18"/>
+                <w:sz w:val="22"/>
+                <w:szCs w:val="22"/>
               </w:rPr>
               <w:t>Kết quả đạt được:</w:t>
             </w:r>
             <w:r>
               <w:rPr>
-                <w:noProof/>
                 <w:webHidden/>
                 <w:sz w:val="22"/>
-                <w:szCs w:val="18"/>
+                <w:szCs w:val="22"/>
               </w:rPr>
               <w:tab/>
             </w:r>
             <w:r>
               <w:rPr>
-                <w:noProof/>
                 <w:webHidden/>
                 <w:sz w:val="22"/>
-                <w:szCs w:val="18"/>
+                <w:szCs w:val="22"/>
               </w:rPr>
               <w:fldChar w:fldCharType="begin"/>
             </w:r>
             <w:r>
               <w:rPr>
-                <w:noProof/>
                 <w:webHidden/>
                 <w:sz w:val="22"/>
-                <w:szCs w:val="18"/>
-              </w:rPr>
-              <w:instrText xml:space="preserve"> PAGEREF _Toc168125777 \h </w:instrText>
-            </w:r>
-            <w:r>
-              <w:rPr>
-                <w:noProof/>
+                <w:szCs w:val="22"/>
+              </w:rPr>
+              <w:instrText xml:space="preserve"> PAGEREF _Toc168251266 \h </w:instrText>
+            </w:r>
+            <w:r>
+              <w:rPr>
                 <w:webHidden/>
                 <w:sz w:val="22"/>
-                <w:szCs w:val="18"/>
-              </w:rPr>
-            </w:r>
-            <w:r>
-              <w:rPr>
-                <w:noProof/>
+                <w:szCs w:val="22"/>
+              </w:rPr>
+            </w:r>
+            <w:r>
+              <w:rPr>
                 <w:webHidden/>
                 <w:sz w:val="22"/>
-                <w:szCs w:val="18"/>
+                <w:szCs w:val="22"/>
               </w:rPr>
               <w:fldChar w:fldCharType="separate"/>
             </w:r>
             <w:r>
               <w:rPr>
-                <w:noProof/>
                 <w:webHidden/>
                 <w:sz w:val="22"/>
-                <w:szCs w:val="18"/>
-              </w:rPr>
-              <w:t>20</w:t>
-            </w:r>
-            <w:r>
-              <w:rPr>
-                <w:noProof/>
+                <w:szCs w:val="22"/>
+              </w:rPr>
+              <w:t>21</w:t>
+            </w:r>
+            <w:r>
+              <w:rPr>
                 <w:webHidden/>
                 <w:sz w:val="22"/>
-                <w:szCs w:val="18"/>
+                <w:szCs w:val="22"/>
               </w:rPr>
               <w:fldChar w:fldCharType="end"/>
             </w:r>
@@ -3234,106 +2822,105 @@
         <w:p>
           <w:pPr>
             <w:pStyle w:val="TOC2"/>
-            <w:tabs>
-              <w:tab w:val="left" w:pos="880"/>
-              <w:tab w:val="right" w:leader="dot" w:pos="9350"/>
-            </w:tabs>
             <w:rPr>
               <w:rFonts w:asciiTheme="minorHAnsi" w:eastAsiaTheme="minorEastAsia" w:hAnsiTheme="minorHAnsi"/>
-              <w:noProof/>
-              <w:sz w:val="18"/>
-              <w:szCs w:val="18"/>
+              <w:sz w:val="22"/>
+              <w:szCs w:val="22"/>
             </w:rPr>
           </w:pPr>
-          <w:hyperlink w:anchor="_Toc168125778" w:history="1">
+          <w:hyperlink w:anchor="_Toc168251267" w:history="1">
             <w:r>
               <w:rPr>
                 <w:rStyle w:val="Hyperlink"/>
-                <w:rFonts w:cs="Times New Roman"/>
-                <w:noProof/>
-                <w:sz w:val="22"/>
-                <w:szCs w:val="18"/>
+                <w:sz w:val="22"/>
+                <w:szCs w:val="22"/>
               </w:rPr>
               <w:t>5.2</w:t>
             </w:r>
             <w:r>
               <w:rPr>
                 <w:rFonts w:asciiTheme="minorHAnsi" w:eastAsiaTheme="minorEastAsia" w:hAnsiTheme="minorHAnsi"/>
-                <w:noProof/>
-                <w:sz w:val="18"/>
-                <w:szCs w:val="18"/>
+                <w:sz w:val="22"/>
+                <w:szCs w:val="22"/>
               </w:rPr>
               <w:tab/>
             </w:r>
             <w:r>
               <w:rPr>
                 <w:rStyle w:val="Hyperlink"/>
-                <w:rFonts w:cs="Times New Roman"/>
-                <w:noProof/>
-                <w:sz w:val="22"/>
-                <w:szCs w:val="18"/>
-              </w:rPr>
-              <w:t>Đạt được mục tiêu đề ra</w:t>
-            </w:r>
-            <w:r>
-              <w:rPr>
-                <w:noProof/>
+                <w:sz w:val="22"/>
+                <w:szCs w:val="22"/>
+              </w:rPr>
+              <w:t xml:space="preserve">Đạt được </w:t>
+            </w:r>
+            <w:r>
+              <w:rPr>
+                <w:rStyle w:val="Hyperlink"/>
+                <w:sz w:val="22"/>
+                <w:szCs w:val="22"/>
+              </w:rPr>
+              <w:t>m</w:t>
+            </w:r>
+            <w:r>
+              <w:rPr>
+                <w:rStyle w:val="Hyperlink"/>
+                <w:sz w:val="22"/>
+                <w:szCs w:val="22"/>
+              </w:rPr>
+              <w:t>ục tiêu đề ra</w:t>
+            </w:r>
+            <w:r>
+              <w:rPr>
                 <w:webHidden/>
                 <w:sz w:val="22"/>
-                <w:szCs w:val="18"/>
+                <w:szCs w:val="22"/>
               </w:rPr>
               <w:tab/>
             </w:r>
             <w:r>
               <w:rPr>
-                <w:noProof/>
                 <w:webHidden/>
                 <w:sz w:val="22"/>
-                <w:szCs w:val="18"/>
+                <w:szCs w:val="22"/>
               </w:rPr>
               <w:fldChar w:fldCharType="begin"/>
             </w:r>
             <w:r>
               <w:rPr>
-                <w:noProof/>
                 <w:webHidden/>
                 <w:sz w:val="22"/>
-                <w:szCs w:val="18"/>
-              </w:rPr>
-              <w:instrText xml:space="preserve"> PAGEREF _Toc168125778 \h </w:instrText>
-            </w:r>
-            <w:r>
-              <w:rPr>
-                <w:noProof/>
+                <w:szCs w:val="22"/>
+              </w:rPr>
+              <w:instrText xml:space="preserve"> PAGEREF _Toc168251267 \h </w:instrText>
+            </w:r>
+            <w:r>
+              <w:rPr>
                 <w:webHidden/>
                 <w:sz w:val="22"/>
-                <w:szCs w:val="18"/>
-              </w:rPr>
-            </w:r>
-            <w:r>
-              <w:rPr>
-                <w:noProof/>
+                <w:szCs w:val="22"/>
+              </w:rPr>
+            </w:r>
+            <w:r>
+              <w:rPr>
                 <w:webHidden/>
                 <w:sz w:val="22"/>
-                <w:szCs w:val="18"/>
+                <w:szCs w:val="22"/>
               </w:rPr>
               <w:fldChar w:fldCharType="separate"/>
             </w:r>
             <w:r>
               <w:rPr>
-                <w:noProof/>
                 <w:webHidden/>
                 <w:sz w:val="22"/>
-                <w:szCs w:val="18"/>
-              </w:rPr>
-              <w:t>20</w:t>
-            </w:r>
-            <w:r>
-              <w:rPr>
-                <w:noProof/>
+                <w:szCs w:val="22"/>
+              </w:rPr>
+              <w:t>21</w:t>
+            </w:r>
+            <w:r>
+              <w:rPr>
                 <w:webHidden/>
                 <w:sz w:val="22"/>
-                <w:szCs w:val="18"/>
+                <w:szCs w:val="22"/>
               </w:rPr>
               <w:fldChar w:fldCharType="end"/>
             </w:r>
@@ -3342,106 +2929,89 @@
         <w:p>
           <w:pPr>
             <w:pStyle w:val="TOC2"/>
-            <w:tabs>
-              <w:tab w:val="left" w:pos="880"/>
-              <w:tab w:val="right" w:leader="dot" w:pos="9350"/>
-            </w:tabs>
             <w:rPr>
               <w:rFonts w:asciiTheme="minorHAnsi" w:eastAsiaTheme="minorEastAsia" w:hAnsiTheme="minorHAnsi"/>
-              <w:noProof/>
-              <w:sz w:val="18"/>
-              <w:szCs w:val="18"/>
+              <w:sz w:val="22"/>
+              <w:szCs w:val="22"/>
             </w:rPr>
           </w:pPr>
-          <w:hyperlink w:anchor="_Toc168125779" w:history="1">
+          <w:hyperlink w:anchor="_Toc168251268" w:history="1">
             <w:r>
               <w:rPr>
                 <w:rStyle w:val="Hyperlink"/>
-                <w:rFonts w:cs="Times New Roman"/>
-                <w:noProof/>
-                <w:sz w:val="22"/>
-                <w:szCs w:val="18"/>
+                <w:sz w:val="22"/>
+                <w:szCs w:val="22"/>
               </w:rPr>
               <w:t>5.3</w:t>
             </w:r>
             <w:r>
               <w:rPr>
                 <w:rFonts w:asciiTheme="minorHAnsi" w:eastAsiaTheme="minorEastAsia" w:hAnsiTheme="minorHAnsi"/>
-                <w:noProof/>
-                <w:sz w:val="18"/>
-                <w:szCs w:val="18"/>
+                <w:sz w:val="22"/>
+                <w:szCs w:val="22"/>
               </w:rPr>
               <w:tab/>
             </w:r>
             <w:r>
               <w:rPr>
                 <w:rStyle w:val="Hyperlink"/>
-                <w:rFonts w:cs="Times New Roman"/>
-                <w:noProof/>
-                <w:sz w:val="22"/>
-                <w:szCs w:val="18"/>
+                <w:sz w:val="22"/>
+                <w:szCs w:val="22"/>
               </w:rPr>
               <w:t>Hướng phát triển:</w:t>
             </w:r>
             <w:r>
               <w:rPr>
-                <w:noProof/>
                 <w:webHidden/>
                 <w:sz w:val="22"/>
-                <w:szCs w:val="18"/>
+                <w:szCs w:val="22"/>
               </w:rPr>
               <w:tab/>
             </w:r>
             <w:r>
               <w:rPr>
-                <w:noProof/>
                 <w:webHidden/>
                 <w:sz w:val="22"/>
-                <w:szCs w:val="18"/>
+                <w:szCs w:val="22"/>
               </w:rPr>
               <w:fldChar w:fldCharType="begin"/>
             </w:r>
             <w:r>
               <w:rPr>
-                <w:noProof/>
                 <w:webHidden/>
                 <w:sz w:val="22"/>
-                <w:szCs w:val="18"/>
-              </w:rPr>
-              <w:instrText xml:space="preserve"> PAGEREF _Toc168125779 \h </w:instrText>
-            </w:r>
-            <w:r>
-              <w:rPr>
-                <w:noProof/>
+                <w:szCs w:val="22"/>
+              </w:rPr>
+              <w:instrText xml:space="preserve"> PAGEREF _Toc168251268 \h </w:instrText>
+            </w:r>
+            <w:r>
+              <w:rPr>
                 <w:webHidden/>
                 <w:sz w:val="22"/>
-                <w:szCs w:val="18"/>
-              </w:rPr>
-            </w:r>
-            <w:r>
-              <w:rPr>
-                <w:noProof/>
+                <w:szCs w:val="22"/>
+              </w:rPr>
+            </w:r>
+            <w:r>
+              <w:rPr>
                 <w:webHidden/>
                 <w:sz w:val="22"/>
-                <w:szCs w:val="18"/>
+                <w:szCs w:val="22"/>
               </w:rPr>
               <w:fldChar w:fldCharType="separate"/>
             </w:r>
             <w:r>
               <w:rPr>
-                <w:noProof/>
                 <w:webHidden/>
                 <w:sz w:val="22"/>
-                <w:szCs w:val="18"/>
-              </w:rPr>
-              <w:t>21</w:t>
-            </w:r>
-            <w:r>
-              <w:rPr>
-                <w:noProof/>
+                <w:szCs w:val="22"/>
+              </w:rPr>
+              <w:t>22</w:t>
+            </w:r>
+            <w:r>
+              <w:rPr>
                 <w:webHidden/>
                 <w:sz w:val="22"/>
-                <w:szCs w:val="18"/>
+                <w:szCs w:val="22"/>
               </w:rPr>
               <w:fldChar w:fldCharType="end"/>
             </w:r>
@@ -3450,106 +3020,89 @@
         <w:p>
           <w:pPr>
             <w:pStyle w:val="TOC2"/>
-            <w:tabs>
-              <w:tab w:val="left" w:pos="880"/>
-              <w:tab w:val="right" w:leader="dot" w:pos="9350"/>
-            </w:tabs>
             <w:rPr>
               <w:rFonts w:asciiTheme="minorHAnsi" w:eastAsiaTheme="minorEastAsia" w:hAnsiTheme="minorHAnsi"/>
-              <w:noProof/>
-              <w:sz w:val="18"/>
-              <w:szCs w:val="18"/>
+              <w:sz w:val="22"/>
+              <w:szCs w:val="22"/>
             </w:rPr>
           </w:pPr>
-          <w:hyperlink w:anchor="_Toc168125780" w:history="1">
+          <w:hyperlink w:anchor="_Toc168251269" w:history="1">
             <w:r>
               <w:rPr>
                 <w:rStyle w:val="Hyperlink"/>
-                <w:rFonts w:cs="Times New Roman"/>
-                <w:noProof/>
-                <w:sz w:val="22"/>
-                <w:szCs w:val="18"/>
+                <w:sz w:val="22"/>
+                <w:szCs w:val="22"/>
               </w:rPr>
               <w:t>5.4</w:t>
             </w:r>
             <w:r>
               <w:rPr>
                 <w:rFonts w:asciiTheme="minorHAnsi" w:eastAsiaTheme="minorEastAsia" w:hAnsiTheme="minorHAnsi"/>
-                <w:noProof/>
-                <w:sz w:val="18"/>
-                <w:szCs w:val="18"/>
+                <w:sz w:val="22"/>
+                <w:szCs w:val="22"/>
               </w:rPr>
               <w:tab/>
             </w:r>
             <w:r>
               <w:rPr>
                 <w:rStyle w:val="Hyperlink"/>
-                <w:rFonts w:cs="Times New Roman"/>
-                <w:noProof/>
-                <w:sz w:val="22"/>
-                <w:szCs w:val="18"/>
+                <w:sz w:val="22"/>
+                <w:szCs w:val="22"/>
               </w:rPr>
               <w:t>Tài liệu tham khảo:</w:t>
             </w:r>
             <w:r>
               <w:rPr>
-                <w:noProof/>
                 <w:webHidden/>
                 <w:sz w:val="22"/>
-                <w:szCs w:val="18"/>
+                <w:szCs w:val="22"/>
               </w:rPr>
               <w:tab/>
             </w:r>
             <w:r>
               <w:rPr>
-                <w:noProof/>
                 <w:webHidden/>
                 <w:sz w:val="22"/>
-                <w:szCs w:val="18"/>
+                <w:szCs w:val="22"/>
               </w:rPr>
               <w:fldChar w:fldCharType="begin"/>
             </w:r>
             <w:r>
               <w:rPr>
-                <w:noProof/>
                 <w:webHidden/>
                 <w:sz w:val="22"/>
-                <w:szCs w:val="18"/>
-              </w:rPr>
-              <w:instrText xml:space="preserve"> PAGEREF _Toc168125780 \h </w:instrText>
-            </w:r>
-            <w:r>
-              <w:rPr>
-                <w:noProof/>
+                <w:szCs w:val="22"/>
+              </w:rPr>
+              <w:instrText xml:space="preserve"> PAGEREF _Toc168251269 \h </w:instrText>
+            </w:r>
+            <w:r>
+              <w:rPr>
                 <w:webHidden/>
                 <w:sz w:val="22"/>
-                <w:szCs w:val="18"/>
-              </w:rPr>
-            </w:r>
-            <w:r>
-              <w:rPr>
-                <w:noProof/>
+                <w:szCs w:val="22"/>
+              </w:rPr>
+            </w:r>
+            <w:r>
+              <w:rPr>
                 <w:webHidden/>
                 <w:sz w:val="22"/>
-                <w:szCs w:val="18"/>
+                <w:szCs w:val="22"/>
               </w:rPr>
               <w:fldChar w:fldCharType="separate"/>
             </w:r>
             <w:r>
               <w:rPr>
-                <w:noProof/>
                 <w:webHidden/>
                 <w:sz w:val="22"/>
-                <w:szCs w:val="18"/>
-              </w:rPr>
-              <w:t>21</w:t>
-            </w:r>
-            <w:r>
-              <w:rPr>
-                <w:noProof/>
+                <w:szCs w:val="22"/>
+              </w:rPr>
+              <w:t>22</w:t>
+            </w:r>
+            <w:r>
+              <w:rPr>
                 <w:webHidden/>
                 <w:sz w:val="22"/>
-                <w:szCs w:val="18"/>
+                <w:szCs w:val="22"/>
               </w:rPr>
               <w:fldChar w:fldCharType="end"/>
             </w:r>
@@ -3592,7 +3145,7 @@
         </w:rPr>
       </w:pPr>
       <w:bookmarkStart w:id="0" w:name="_Toc465865690"/>
-      <w:bookmarkStart w:id="1" w:name="_Toc168125752"/>
+      <w:bookmarkStart w:id="1" w:name="_Toc168251241"/>
       <w:r>
         <w:rPr>
           <w:rFonts w:cs="Times New Roman"/>
@@ -3642,7 +3195,7 @@
       <w:bookmarkStart w:id="3" w:name="_Toc129170594"/>
       <w:bookmarkStart w:id="4" w:name="_Toc151676998"/>
       <w:bookmarkStart w:id="5" w:name="_Toc465865692"/>
-      <w:bookmarkStart w:id="6" w:name="_Toc168125753"/>
+      <w:bookmarkStart w:id="6" w:name="_Toc168251242"/>
       <w:r>
         <w:rPr>
           <w:rFonts w:cs="Times New Roman"/>
@@ -4232,7 +3785,7 @@
           <w:rFonts w:cs="Times New Roman"/>
         </w:rPr>
       </w:pPr>
-      <w:bookmarkStart w:id="7" w:name="_Toc168125754"/>
+      <w:bookmarkStart w:id="7" w:name="_Toc168251243"/>
       <w:r>
         <w:rPr>
           <w:rFonts w:cs="Times New Roman"/>
@@ -4418,25 +3971,7 @@
           <w:sz w:val="26"/>
           <w:szCs w:val="26"/>
         </w:rPr>
-        <w:t xml:space="preserve">Cách điều khiển dữ </w:t>
-      </w:r>
-      <w:proofErr w:type="gramStart"/>
-      <w:r>
-        <w:rPr>
-          <w:rFonts w:ascii="Times New Roman" w:hAnsi="Times New Roman" w:cs="Times New Roman"/>
-          <w:sz w:val="26"/>
-          <w:szCs w:val="26"/>
-        </w:rPr>
-        <w:t>liệu(</w:t>
-      </w:r>
-      <w:proofErr w:type="gramEnd"/>
-      <w:r>
-        <w:rPr>
-          <w:rFonts w:ascii="Times New Roman" w:hAnsi="Times New Roman" w:cs="Times New Roman"/>
-          <w:sz w:val="26"/>
-          <w:szCs w:val="26"/>
-        </w:rPr>
-        <w:t>Controller).</w:t>
+        <w:t>Cách điều khiển dữ liệu(Controller).</w:t>
       </w:r>
       <w:r>
         <w:rPr>
@@ -4496,7 +4031,7 @@
       <w:bookmarkStart w:id="8" w:name="_Toc129158388"/>
       <w:bookmarkStart w:id="9" w:name="_Toc129170599"/>
       <w:bookmarkStart w:id="10" w:name="_Toc151677002"/>
-      <w:bookmarkStart w:id="11" w:name="_Toc168125755"/>
+      <w:bookmarkStart w:id="11" w:name="_Toc168251244"/>
       <w:r>
         <w:rPr>
           <w:rFonts w:cs="Times New Roman"/>
@@ -4511,11 +4046,12 @@
     <w:p>
       <w:pPr>
         <w:pStyle w:val="Heading3"/>
+        <w:spacing w:line="360" w:lineRule="auto"/>
       </w:pPr>
       <w:bookmarkStart w:id="12" w:name="_Toc129158389"/>
       <w:bookmarkStart w:id="13" w:name="_Toc129170600"/>
       <w:bookmarkStart w:id="14" w:name="_Toc151677003"/>
-      <w:bookmarkStart w:id="15" w:name="_Toc168125756"/>
+      <w:bookmarkStart w:id="15" w:name="_Toc168251245"/>
       <w:r>
         <w:t xml:space="preserve">Khảo sát </w:t>
       </w:r>
@@ -4529,7 +4065,7 @@
     </w:p>
     <w:p>
       <w:pPr>
-        <w:spacing w:beforeLines="60" w:before="144" w:afterLines="120" w:after="288" w:line="276" w:lineRule="auto"/>
+        <w:spacing w:beforeLines="60" w:before="144" w:afterLines="120" w:after="288" w:line="360" w:lineRule="auto"/>
         <w:ind w:firstLine="720"/>
         <w:jc w:val="both"/>
         <w:rPr>
@@ -4590,11 +4126,12 @@
     <w:p>
       <w:pPr>
         <w:pStyle w:val="Heading3"/>
+        <w:spacing w:line="360" w:lineRule="auto"/>
       </w:pPr>
       <w:bookmarkStart w:id="16" w:name="_Toc129158392"/>
       <w:bookmarkStart w:id="17" w:name="_Toc129170601"/>
       <w:bookmarkStart w:id="18" w:name="_Toc151677004"/>
-      <w:bookmarkStart w:id="19" w:name="_Toc168125757"/>
+      <w:bookmarkStart w:id="19" w:name="_Toc168251246"/>
       <w:r>
         <w:t>Đánh giá hiện trạng</w:t>
       </w:r>
@@ -4658,23 +4195,7 @@
           <w:rFonts w:cs="Times New Roman"/>
           <w:szCs w:val="26"/>
         </w:rPr>
-        <w:t xml:space="preserve">i chi phí, thu chi, </w:t>
-      </w:r>
-      <w:proofErr w:type="gramStart"/>
-      <w:r>
-        <w:rPr>
-          <w:rFonts w:cs="Times New Roman"/>
-          <w:szCs w:val="26"/>
-        </w:rPr>
-        <w:t>v.v..</w:t>
-      </w:r>
-      <w:proofErr w:type="gramEnd"/>
-      <w:r>
-        <w:rPr>
-          <w:rFonts w:cs="Times New Roman"/>
-          <w:szCs w:val="26"/>
-        </w:rPr>
-        <w:t xml:space="preserve"> N</w:t>
+        <w:t>i chi phí, thu chi, v.v.. N</w:t>
       </w:r>
       <w:r>
         <w:rPr>
@@ -4848,11 +4369,12 @@
     <w:p>
       <w:pPr>
         <w:pStyle w:val="Heading3"/>
+        <w:spacing w:line="360" w:lineRule="auto"/>
       </w:pPr>
       <w:bookmarkStart w:id="20" w:name="_Toc129158393"/>
       <w:bookmarkStart w:id="21" w:name="_Toc129170602"/>
       <w:bookmarkStart w:id="22" w:name="_Toc151677005"/>
-      <w:bookmarkStart w:id="23" w:name="_Toc168125758"/>
+      <w:bookmarkStart w:id="23" w:name="_Toc168251247"/>
       <w:r>
         <w:t>Mục tiêu phát triển hệ thống</w:t>
       </w:r>
@@ -5194,32 +4716,50 @@
     </w:p>
     <w:p>
       <w:pPr>
-        <w:pStyle w:val="Heading1"/>
-        <w:ind w:left="-180" w:firstLine="0"/>
-      </w:pPr>
-      <w:bookmarkStart w:id="24" w:name="_Hlk167578918"/>
-      <w:bookmarkStart w:id="25" w:name="_Toc465865694"/>
-      <w:bookmarkStart w:id="26" w:name="_Toc168125759"/>
-      <w:bookmarkStart w:id="27" w:name="_Hlk168126981"/>
-      <w:r>
-        <w:t>CHƯƠNG II</w:t>
-      </w:r>
-      <w:r>
-        <w:t xml:space="preserve">: </w:t>
-      </w:r>
-      <w:bookmarkEnd w:id="25"/>
-      <w:bookmarkEnd w:id="26"/>
-      <w:r>
-        <w:t>CÁC ĐIỂM CHÍNH VỀ NGÔN NGỮ VÀ CÔNG NGHỆ SỬ DỤNG</w:t>
+        <w:spacing w:before="0" w:line="360" w:lineRule="auto"/>
+        <w:rPr>
+          <w:rFonts w:eastAsiaTheme="majorEastAsia" w:cstheme="majorBidi"/>
+          <w:b/>
+          <w:color w:val="000000" w:themeColor="text1"/>
+          <w:sz w:val="32"/>
+          <w:szCs w:val="32"/>
+        </w:rPr>
+      </w:pPr>
+      <w:bookmarkStart w:id="24" w:name="_Toc465865694"/>
+      <w:bookmarkStart w:id="25" w:name="_Hlk168126981"/>
+      <w:bookmarkStart w:id="26" w:name="_Hlk167578918"/>
+      <w:r>
+        <w:br w:type="page"/>
       </w:r>
     </w:p>
     <w:p>
       <w:pPr>
+        <w:pStyle w:val="Heading1"/>
+        <w:spacing w:line="360" w:lineRule="auto"/>
+        <w:ind w:left="-180" w:firstLine="0"/>
+      </w:pPr>
+      <w:bookmarkStart w:id="27" w:name="_Toc168251248"/>
+      <w:r>
+        <w:lastRenderedPageBreak/>
+        <w:t>CHƯƠNG II</w:t>
+      </w:r>
+      <w:r>
+        <w:t xml:space="preserve">: </w:t>
+      </w:r>
+      <w:bookmarkEnd w:id="24"/>
+      <w:r>
+        <w:t>CÁC ĐIỂM CHÍNH VỀ NGÔN NGỮ VÀ CÔNG NGHỆ SỬ DỤNG</w:t>
+      </w:r>
+      <w:bookmarkEnd w:id="27"/>
+    </w:p>
+    <w:p>
+      <w:pPr>
         <w:pStyle w:val="Heading2"/>
+        <w:spacing w:line="360" w:lineRule="auto"/>
         <w:ind w:left="900"/>
       </w:pPr>
       <w:bookmarkStart w:id="28" w:name="_Toc465865695"/>
-      <w:bookmarkStart w:id="29" w:name="_Toc168125760"/>
+      <w:bookmarkStart w:id="29" w:name="_Toc168251249"/>
       <w:r>
         <w:t xml:space="preserve">Tổng quan về </w:t>
       </w:r>
@@ -5237,6 +4777,7 @@
     </w:p>
     <w:p>
       <w:pPr>
+        <w:spacing w:line="360" w:lineRule="auto"/>
         <w:ind w:left="720"/>
         <w:rPr>
           <w:rFonts w:cs="Times New Roman"/>
@@ -5253,6 +4794,7 @@
     </w:p>
     <w:p>
       <w:pPr>
+        <w:spacing w:line="360" w:lineRule="auto"/>
         <w:ind w:left="720"/>
         <w:rPr>
           <w:rFonts w:cs="Times New Roman"/>
@@ -5269,6 +4811,7 @@
     </w:p>
     <w:p>
       <w:pPr>
+        <w:spacing w:line="360" w:lineRule="auto"/>
         <w:ind w:left="720"/>
         <w:rPr>
           <w:rFonts w:cs="Times New Roman"/>
@@ -5285,6 +4828,7 @@
     </w:p>
     <w:p>
       <w:pPr>
+        <w:spacing w:line="360" w:lineRule="auto"/>
         <w:ind w:left="720"/>
         <w:rPr>
           <w:rFonts w:cs="Times New Roman"/>
@@ -5302,22 +4846,18 @@
     <w:p>
       <w:pPr>
         <w:pStyle w:val="Heading2"/>
+        <w:spacing w:line="360" w:lineRule="auto"/>
         <w:ind w:left="900"/>
       </w:pPr>
-      <w:bookmarkStart w:id="30" w:name="_Toc168125761"/>
-      <w:r>
-        <w:t xml:space="preserve">Tổng quan về </w:t>
-      </w:r>
-      <w:r>
-        <w:t>SQL Server</w:t>
-      </w:r>
-      <w:r>
-        <w:t>:</w:t>
+      <w:bookmarkStart w:id="30" w:name="_Toc168251250"/>
+      <w:r>
+        <w:t>Tổng quan về SQL Server:</w:t>
       </w:r>
       <w:bookmarkEnd w:id="30"/>
     </w:p>
     <w:p>
       <w:pPr>
+        <w:spacing w:line="360" w:lineRule="auto"/>
         <w:ind w:left="720"/>
         <w:rPr>
           <w:rFonts w:cs="Times New Roman"/>
@@ -5335,14 +4875,12 @@
     <w:p>
       <w:pPr>
         <w:pStyle w:val="Heading2"/>
+        <w:spacing w:line="360" w:lineRule="auto"/>
         <w:ind w:left="900"/>
       </w:pPr>
-      <w:bookmarkStart w:id="31" w:name="_Toc168125762"/>
-      <w:r>
-        <w:t>Cách thức tương tác giữa ASP.NET Web MVC và SQL Server</w:t>
-      </w:r>
-      <w:r>
-        <w:t>:</w:t>
+      <w:bookmarkStart w:id="31" w:name="_Toc168251251"/>
+      <w:r>
+        <w:t>Cách thức tương tác giữa ASP.NET Web MVC và SQL Server:</w:t>
       </w:r>
       <w:bookmarkEnd w:id="31"/>
     </w:p>
@@ -5353,12 +4891,11 @@
           <w:ilvl w:val="0"/>
           <w:numId w:val="27"/>
         </w:numPr>
-        <w:spacing w:before="0" w:after="0" w:line="240" w:lineRule="auto"/>
+        <w:spacing w:before="0" w:after="0" w:line="360" w:lineRule="auto"/>
         <w:ind w:left="900"/>
         <w:rPr>
           <w:rFonts w:eastAsia="Times New Roman" w:cs="Times New Roman"/>
-          <w:sz w:val="24"/>
-          <w:szCs w:val="24"/>
+          <w:szCs w:val="26"/>
         </w:rPr>
       </w:pPr>
       <w:r>
@@ -5366,16 +4903,14 @@
           <w:rFonts w:eastAsia="Times New Roman" w:cs="Times New Roman"/>
           <w:b/>
           <w:bCs/>
-          <w:sz w:val="24"/>
-          <w:szCs w:val="24"/>
+          <w:szCs w:val="26"/>
         </w:rPr>
         <w:t>Kết nối cơ sở dữ liệu:</w:t>
       </w:r>
       <w:r>
         <w:rPr>
           <w:rFonts w:eastAsia="Times New Roman" w:cs="Times New Roman"/>
-          <w:sz w:val="24"/>
-          <w:szCs w:val="24"/>
+          <w:szCs w:val="26"/>
         </w:rPr>
         <w:t xml:space="preserve"> ASP.NET Web MVC sử dụng ADO.NET hoặc Entity Framework (EF) để kết nối và tương tác với SQL Server.</w:t>
       </w:r>
@@ -5387,12 +4922,11 @@
           <w:ilvl w:val="0"/>
           <w:numId w:val="27"/>
         </w:numPr>
-        <w:spacing w:before="0" w:after="0" w:line="240" w:lineRule="auto"/>
+        <w:spacing w:before="0" w:after="0" w:line="360" w:lineRule="auto"/>
         <w:ind w:left="900"/>
         <w:rPr>
           <w:rFonts w:eastAsia="Times New Roman" w:cs="Times New Roman"/>
-          <w:sz w:val="24"/>
-          <w:szCs w:val="24"/>
+          <w:szCs w:val="26"/>
         </w:rPr>
       </w:pPr>
       <w:r>
@@ -5400,16 +4934,14 @@
           <w:rFonts w:eastAsia="Times New Roman" w:cs="Times New Roman"/>
           <w:b/>
           <w:bCs/>
-          <w:sz w:val="24"/>
-          <w:szCs w:val="24"/>
+          <w:szCs w:val="26"/>
         </w:rPr>
         <w:t>Entity Framework (EF):</w:t>
       </w:r>
       <w:r>
         <w:rPr>
           <w:rFonts w:eastAsia="Times New Roman" w:cs="Times New Roman"/>
-          <w:sz w:val="24"/>
-          <w:szCs w:val="24"/>
+          <w:szCs w:val="26"/>
         </w:rPr>
         <w:t xml:space="preserve"> Là ORM (Object-Relational Mapping) giúp chuyển đổi giữa các đối tượng trong code và các bản ghi trong cơ sở dữ liệu một cách tự động.</w:t>
       </w:r>
@@ -5421,12 +4953,11 @@
           <w:ilvl w:val="0"/>
           <w:numId w:val="27"/>
         </w:numPr>
-        <w:spacing w:before="0" w:after="0" w:line="240" w:lineRule="auto"/>
+        <w:spacing w:before="0" w:after="0" w:line="360" w:lineRule="auto"/>
         <w:ind w:left="900"/>
         <w:rPr>
           <w:rFonts w:eastAsia="Times New Roman" w:cs="Times New Roman"/>
-          <w:sz w:val="24"/>
-          <w:szCs w:val="24"/>
+          <w:szCs w:val="26"/>
         </w:rPr>
       </w:pPr>
       <w:r>
@@ -5434,16 +4965,15 @@
           <w:rFonts w:eastAsia="Times New Roman" w:cs="Times New Roman"/>
           <w:b/>
           <w:bCs/>
-          <w:sz w:val="24"/>
-          <w:szCs w:val="24"/>
-        </w:rPr>
+          <w:szCs w:val="26"/>
+        </w:rPr>
+        <w:lastRenderedPageBreak/>
         <w:t>Truy vấn dữ liệu:</w:t>
       </w:r>
       <w:r>
         <w:rPr>
           <w:rFonts w:eastAsia="Times New Roman" w:cs="Times New Roman"/>
-          <w:sz w:val="24"/>
-          <w:szCs w:val="24"/>
+          <w:szCs w:val="26"/>
         </w:rPr>
         <w:t xml:space="preserve"> Sử dụng LINQ (Language Integrated Query) để truy vấn dữ liệu từ cơ sở dữ liệu một cách dễ dàng và mạnh mẽ.</w:t>
       </w:r>
@@ -5455,11 +4985,11 @@
           <w:ilvl w:val="0"/>
           <w:numId w:val="27"/>
         </w:numPr>
+        <w:spacing w:line="360" w:lineRule="auto"/>
         <w:ind w:left="900"/>
         <w:rPr>
           <w:rFonts w:eastAsia="Times New Roman" w:cs="Times New Roman"/>
-          <w:sz w:val="24"/>
-          <w:szCs w:val="24"/>
+          <w:szCs w:val="26"/>
         </w:rPr>
       </w:pPr>
       <w:r>
@@ -5467,17 +4997,14 @@
           <w:rFonts w:eastAsia="Times New Roman" w:cs="Times New Roman"/>
           <w:b/>
           <w:bCs/>
-          <w:sz w:val="24"/>
-          <w:szCs w:val="24"/>
-        </w:rPr>
-        <w:lastRenderedPageBreak/>
+          <w:szCs w:val="26"/>
+        </w:rPr>
         <w:t>Quản lý dữ liệu:</w:t>
       </w:r>
       <w:r>
         <w:rPr>
           <w:rFonts w:eastAsia="Times New Roman" w:cs="Times New Roman"/>
-          <w:sz w:val="24"/>
-          <w:szCs w:val="24"/>
+          <w:szCs w:val="26"/>
         </w:rPr>
         <w:t xml:space="preserve"> Các thao tác CRUD được thực hiện thông qua các phương thức của EF, giúp đơn giản hóa việc thao tác với cơ sở dữ liệu.</w:t>
       </w:r>
@@ -5485,14 +5012,12 @@
     <w:p>
       <w:pPr>
         <w:pStyle w:val="Heading2"/>
+        <w:spacing w:line="360" w:lineRule="auto"/>
         <w:ind w:left="900"/>
       </w:pPr>
-      <w:bookmarkStart w:id="32" w:name="_Toc168125763"/>
-      <w:r>
-        <w:t>Ngôn ngữ sử dụng</w:t>
-      </w:r>
-      <w:r>
-        <w:t>:</w:t>
+      <w:bookmarkStart w:id="32" w:name="_Toc168251252"/>
+      <w:r>
+        <w:t>Ngôn ngữ sử dụng:</w:t>
       </w:r>
       <w:bookmarkEnd w:id="32"/>
     </w:p>
@@ -5503,12 +5028,11 @@
           <w:ilvl w:val="0"/>
           <w:numId w:val="28"/>
         </w:numPr>
-        <w:spacing w:before="0" w:after="0" w:line="240" w:lineRule="auto"/>
+        <w:spacing w:before="0" w:after="0" w:line="360" w:lineRule="auto"/>
         <w:ind w:left="900"/>
         <w:rPr>
           <w:rFonts w:eastAsia="Times New Roman" w:cs="Times New Roman"/>
-          <w:sz w:val="24"/>
-          <w:szCs w:val="24"/>
+          <w:szCs w:val="26"/>
         </w:rPr>
       </w:pPr>
       <w:r>
@@ -5516,16 +5040,14 @@
           <w:rFonts w:eastAsia="Times New Roman" w:cs="Times New Roman"/>
           <w:b/>
           <w:bCs/>
-          <w:sz w:val="24"/>
-          <w:szCs w:val="24"/>
+          <w:szCs w:val="26"/>
         </w:rPr>
         <w:t>Backend:</w:t>
       </w:r>
       <w:r>
         <w:rPr>
           <w:rFonts w:eastAsia="Times New Roman" w:cs="Times New Roman"/>
-          <w:sz w:val="24"/>
-          <w:szCs w:val="24"/>
+          <w:szCs w:val="26"/>
         </w:rPr>
         <w:t xml:space="preserve"> C# (ASP.NET), SQL (SQL Server)</w:t>
       </w:r>
@@ -5537,47 +5059,63 @@
           <w:ilvl w:val="0"/>
           <w:numId w:val="28"/>
         </w:numPr>
+        <w:spacing w:line="360" w:lineRule="auto"/>
         <w:ind w:left="900"/>
+        <w:rPr>
+          <w:szCs w:val="26"/>
+        </w:rPr>
       </w:pPr>
       <w:r>
         <w:rPr>
           <w:rFonts w:eastAsia="Times New Roman" w:cs="Times New Roman"/>
           <w:b/>
           <w:bCs/>
-          <w:sz w:val="24"/>
-          <w:szCs w:val="24"/>
+          <w:szCs w:val="26"/>
         </w:rPr>
         <w:t>Frontend:</w:t>
       </w:r>
       <w:r>
         <w:rPr>
           <w:rFonts w:eastAsia="Times New Roman" w:cs="Times New Roman"/>
-          <w:sz w:val="24"/>
-          <w:szCs w:val="24"/>
+          <w:szCs w:val="26"/>
         </w:rPr>
         <w:t xml:space="preserve"> HTML, CSS, JavaScript</w:t>
       </w:r>
-    </w:p>
-    <w:bookmarkEnd w:id="27"/>
-    <w:p>
-      <w:pPr>
-        <w:ind w:left="1440"/>
-        <w:rPr>
-          <w:rFonts w:cs="Times New Roman"/>
-          <w:szCs w:val="26"/>
-        </w:rPr>
-      </w:pPr>
+      <w:bookmarkEnd w:id="25"/>
+      <w:r>
+        <w:rPr>
+          <w:rFonts w:eastAsia="Times New Roman" w:cs="Times New Roman"/>
+          <w:szCs w:val="26"/>
+        </w:rPr>
+        <w:t>.</w:t>
+      </w:r>
     </w:p>
     <w:p>
       <w:pPr>
+        <w:spacing w:before="0"/>
+        <w:rPr>
+          <w:rFonts w:eastAsiaTheme="majorEastAsia" w:cstheme="majorBidi"/>
+          <w:b/>
+          <w:color w:val="000000" w:themeColor="text1"/>
+          <w:sz w:val="32"/>
+          <w:szCs w:val="32"/>
+        </w:rPr>
+      </w:pPr>
+      <w:bookmarkStart w:id="33" w:name="_Toc465865724"/>
+      <w:bookmarkStart w:id="34" w:name="_Hlk167578740"/>
+      <w:bookmarkStart w:id="35" w:name="_Toc168251253"/>
+      <w:bookmarkEnd w:id="26"/>
+      <w:r>
+        <w:br w:type="page"/>
+      </w:r>
+    </w:p>
+    <w:p>
+      <w:pPr>
         <w:pStyle w:val="Heading1"/>
         <w:ind w:left="-180" w:firstLine="0"/>
       </w:pPr>
-      <w:bookmarkStart w:id="33" w:name="_Toc465865724"/>
-      <w:bookmarkStart w:id="34" w:name="_Hlk167578740"/>
-      <w:bookmarkStart w:id="35" w:name="_Toc168125764"/>
-      <w:bookmarkEnd w:id="24"/>
-      <w:r>
+      <w:r>
+        <w:lastRenderedPageBreak/>
         <w:t xml:space="preserve">CHƯƠNG </w:t>
       </w:r>
       <w:r>
@@ -5615,7 +5153,7 @@
       </w:pPr>
       <w:bookmarkStart w:id="36" w:name="_Toc151677007"/>
       <w:bookmarkStart w:id="37" w:name="_Toc465865758"/>
-      <w:bookmarkStart w:id="38" w:name="_Toc168125765"/>
+      <w:bookmarkStart w:id="38" w:name="_Toc168251254"/>
       <w:r>
         <w:t>Phương pháp xác định yêu cầu</w:t>
       </w:r>
@@ -5624,7 +5162,7 @@
     </w:p>
     <w:p>
       <w:pPr>
-        <w:spacing w:beforeLines="60" w:before="144" w:afterLines="120" w:after="288" w:line="480" w:lineRule="auto"/>
+        <w:spacing w:beforeLines="60" w:before="144" w:afterLines="120" w:after="288" w:line="360" w:lineRule="auto"/>
         <w:jc w:val="both"/>
         <w:rPr>
           <w:rFonts w:cs="Times New Roman"/>
@@ -5683,7 +5221,7 @@
     </w:p>
     <w:p>
       <w:pPr>
-        <w:spacing w:beforeLines="60" w:before="144" w:afterLines="120" w:after="288" w:line="480" w:lineRule="auto"/>
+        <w:spacing w:beforeLines="60" w:before="144" w:afterLines="120" w:after="288" w:line="360" w:lineRule="auto"/>
         <w:jc w:val="both"/>
         <w:rPr>
           <w:rFonts w:cs="Times New Roman"/>
@@ -5715,7 +5253,7 @@
           <w:ilvl w:val="0"/>
           <w:numId w:val="13"/>
         </w:numPr>
-        <w:spacing w:beforeLines="60" w:before="144" w:afterLines="120" w:after="288" w:line="480" w:lineRule="auto"/>
+        <w:spacing w:beforeLines="60" w:before="144" w:afterLines="120" w:after="288" w:line="360" w:lineRule="auto"/>
         <w:jc w:val="both"/>
         <w:rPr>
           <w:rFonts w:cs="Times New Roman"/>
@@ -5737,7 +5275,7 @@
           <w:ilvl w:val="1"/>
           <w:numId w:val="14"/>
         </w:numPr>
-        <w:spacing w:beforeLines="60" w:before="144" w:afterLines="120" w:after="288" w:line="480" w:lineRule="auto"/>
+        <w:spacing w:beforeLines="60" w:before="144" w:afterLines="120" w:after="288" w:line="360" w:lineRule="auto"/>
         <w:jc w:val="both"/>
         <w:rPr>
           <w:rFonts w:cs="Times New Roman"/>
@@ -5773,7 +5311,7 @@
           <w:ilvl w:val="1"/>
           <w:numId w:val="14"/>
         </w:numPr>
-        <w:spacing w:beforeLines="60" w:before="144" w:afterLines="120" w:after="288" w:line="480" w:lineRule="auto"/>
+        <w:spacing w:beforeLines="60" w:before="144" w:afterLines="120" w:after="288" w:line="360" w:lineRule="auto"/>
         <w:jc w:val="both"/>
         <w:rPr>
           <w:rFonts w:cs="Times New Roman"/>
@@ -5802,7 +5340,7 @@
           <w:ilvl w:val="1"/>
           <w:numId w:val="14"/>
         </w:numPr>
-        <w:spacing w:beforeLines="60" w:before="144" w:afterLines="120" w:after="288" w:line="480" w:lineRule="auto"/>
+        <w:spacing w:beforeLines="60" w:before="144" w:afterLines="120" w:after="288" w:line="360" w:lineRule="auto"/>
         <w:jc w:val="both"/>
         <w:rPr>
           <w:rFonts w:cs="Times New Roman"/>
@@ -5824,7 +5362,7 @@
           <w:ilvl w:val="1"/>
           <w:numId w:val="14"/>
         </w:numPr>
-        <w:spacing w:beforeLines="60" w:before="144" w:afterLines="120" w:after="288" w:line="480" w:lineRule="auto"/>
+        <w:spacing w:beforeLines="60" w:before="144" w:afterLines="120" w:after="288" w:line="360" w:lineRule="auto"/>
         <w:jc w:val="both"/>
         <w:rPr>
           <w:rFonts w:cs="Times New Roman"/>
@@ -5846,7 +5384,7 @@
           <w:ilvl w:val="0"/>
           <w:numId w:val="11"/>
         </w:numPr>
-        <w:spacing w:beforeLines="60" w:before="144" w:afterLines="120" w:after="288" w:line="480" w:lineRule="auto"/>
+        <w:spacing w:beforeLines="60" w:before="144" w:afterLines="120" w:after="288" w:line="360" w:lineRule="auto"/>
         <w:jc w:val="both"/>
         <w:rPr>
           <w:rFonts w:cs="Times New Roman"/>
@@ -5868,7 +5406,7 @@
           <w:ilvl w:val="1"/>
           <w:numId w:val="12"/>
         </w:numPr>
-        <w:spacing w:beforeLines="60" w:before="144" w:afterLines="120" w:after="288" w:line="480" w:lineRule="auto"/>
+        <w:spacing w:beforeLines="60" w:before="144" w:afterLines="120" w:after="288" w:line="360" w:lineRule="auto"/>
         <w:jc w:val="both"/>
         <w:rPr>
           <w:rFonts w:cs="Times New Roman"/>
@@ -5890,7 +5428,7 @@
           <w:ilvl w:val="1"/>
           <w:numId w:val="12"/>
         </w:numPr>
-        <w:spacing w:beforeLines="60" w:before="144" w:afterLines="120" w:after="288" w:line="480" w:lineRule="auto"/>
+        <w:spacing w:beforeLines="60" w:before="144" w:afterLines="120" w:after="288" w:line="360" w:lineRule="auto"/>
         <w:jc w:val="both"/>
         <w:rPr>
           <w:rFonts w:cs="Times New Roman"/>
@@ -5919,7 +5457,7 @@
           <w:ilvl w:val="1"/>
           <w:numId w:val="12"/>
         </w:numPr>
-        <w:spacing w:beforeLines="60" w:before="144" w:afterLines="120" w:after="288" w:line="480" w:lineRule="auto"/>
+        <w:spacing w:beforeLines="60" w:before="144" w:afterLines="120" w:after="288" w:line="360" w:lineRule="auto"/>
         <w:jc w:val="both"/>
         <w:rPr>
           <w:rFonts w:cs="Times New Roman"/>
@@ -5969,7 +5507,7 @@
           <w:ilvl w:val="1"/>
           <w:numId w:val="12"/>
         </w:numPr>
-        <w:spacing w:beforeLines="60" w:before="144" w:afterLines="120" w:after="288" w:line="480" w:lineRule="auto"/>
+        <w:spacing w:beforeLines="60" w:before="144" w:afterLines="120" w:after="288" w:line="360" w:lineRule="auto"/>
         <w:jc w:val="both"/>
         <w:rPr>
           <w:rFonts w:cs="Times New Roman"/>
@@ -5991,7 +5529,7 @@
           <w:ilvl w:val="1"/>
           <w:numId w:val="15"/>
         </w:numPr>
-        <w:spacing w:beforeLines="60" w:before="144" w:afterLines="120" w:after="288" w:line="480" w:lineRule="auto"/>
+        <w:spacing w:beforeLines="60" w:before="144" w:afterLines="120" w:after="288" w:line="360" w:lineRule="auto"/>
         <w:jc w:val="both"/>
         <w:rPr>
           <w:rFonts w:cs="Times New Roman"/>
@@ -6027,7 +5565,7 @@
           <w:ilvl w:val="1"/>
           <w:numId w:val="15"/>
         </w:numPr>
-        <w:spacing w:beforeLines="60" w:before="144" w:afterLines="120" w:after="288" w:line="480" w:lineRule="auto"/>
+        <w:spacing w:beforeLines="60" w:before="144" w:afterLines="120" w:after="288" w:line="360" w:lineRule="auto"/>
         <w:jc w:val="both"/>
         <w:rPr>
           <w:rFonts w:cs="Times New Roman"/>
@@ -6065,12 +5603,11 @@
         </w:rPr>
       </w:pPr>
       <w:bookmarkStart w:id="39" w:name="_Toc151677008"/>
-      <w:bookmarkStart w:id="40" w:name="_Toc168125766"/>
-      <w:r>
-        <w:rPr>
-          <w:rFonts w:cs="Times New Roman"/>
-        </w:rPr>
-        <w:lastRenderedPageBreak/>
+      <w:bookmarkStart w:id="40" w:name="_Toc168251255"/>
+      <w:r>
+        <w:rPr>
+          <w:rFonts w:cs="Times New Roman"/>
+        </w:rPr>
         <w:t>Mô tả nghiệp vụ</w:t>
       </w:r>
       <w:bookmarkEnd w:id="39"/>
@@ -6088,7 +5625,7 @@
         </w:rPr>
       </w:pPr>
       <w:bookmarkStart w:id="41" w:name="_Toc151677009"/>
-      <w:bookmarkStart w:id="42" w:name="_Toc168125767"/>
+      <w:bookmarkStart w:id="42" w:name="_Toc168251256"/>
       <w:r>
         <w:rPr>
           <w:rFonts w:cs="Times New Roman"/>
@@ -6328,6 +5865,7 @@
           <w:b/>
           <w:szCs w:val="26"/>
         </w:rPr>
+        <w:lastRenderedPageBreak/>
         <w:t>Sinh viên</w:t>
       </w:r>
     </w:p>
@@ -6415,7 +5953,7 @@
         </w:rPr>
       </w:pPr>
       <w:bookmarkStart w:id="43" w:name="_Toc151677010"/>
-      <w:bookmarkStart w:id="44" w:name="_Toc168125768"/>
+      <w:bookmarkStart w:id="44" w:name="_Toc168251257"/>
       <w:r>
         <w:rPr>
           <w:rFonts w:cs="Times New Roman"/>
@@ -6670,7 +6208,6 @@
           <w:b/>
           <w:bCs/>
         </w:rPr>
-        <w:lastRenderedPageBreak/>
         <w:t>Sinh viên</w:t>
       </w:r>
       <w:r>
@@ -6763,7 +6300,7 @@
         </w:rPr>
       </w:pPr>
       <w:bookmarkStart w:id="45" w:name="_Toc151677011"/>
-      <w:bookmarkStart w:id="46" w:name="_Toc168125769"/>
+      <w:bookmarkStart w:id="46" w:name="_Toc168251258"/>
       <w:r>
         <w:rPr>
           <w:rFonts w:cs="Times New Roman"/>
@@ -6832,6 +6369,7 @@
         <w:jc w:val="both"/>
       </w:pPr>
       <w:r>
+        <w:lastRenderedPageBreak/>
         <w:t>Quản lý cập nhật tình hình chi phí ở ký túc xá của sinh viên</w:t>
       </w:r>
     </w:p>
@@ -6874,7 +6412,7 @@
         </w:rPr>
       </w:pPr>
       <w:bookmarkStart w:id="47" w:name="_Toc151677012"/>
-      <w:bookmarkStart w:id="48" w:name="_Toc168125770"/>
+      <w:bookmarkStart w:id="48" w:name="_Toc168251259"/>
       <w:r>
         <w:rPr>
           <w:rFonts w:cs="Times New Roman"/>
@@ -6905,7 +6443,7 @@
         </w:rPr>
         <w:lastRenderedPageBreak/>
         <w:drawing>
-          <wp:inline distT="0" distB="0" distL="0" distR="0" wp14:anchorId="6D54E5CA" wp14:editId="6D0072D6">
+          <wp:inline distT="0" distB="0" distL="0" distR="0" wp14:anchorId="6D54E5CA" wp14:editId="59EE2E84">
             <wp:extent cx="6391275" cy="7820025"/>
             <wp:effectExtent l="0" t="0" r="0" b="9525"/>
             <wp:docPr id="30" name="Diagram 30"/>
@@ -6929,7 +6467,7 @@
       </w:pPr>
       <w:bookmarkStart w:id="49" w:name="_Toc151677013"/>
       <w:bookmarkStart w:id="50" w:name="_Toc465865761"/>
-      <w:bookmarkStart w:id="51" w:name="_Toc168125771"/>
+      <w:bookmarkStart w:id="51" w:name="_Toc168251260"/>
       <w:bookmarkEnd w:id="37"/>
       <w:r>
         <w:lastRenderedPageBreak/>
@@ -6943,7 +6481,7 @@
         <w:pStyle w:val="Heading2"/>
       </w:pPr>
       <w:bookmarkStart w:id="52" w:name="_Toc151677014"/>
-      <w:bookmarkStart w:id="53" w:name="_Toc168125772"/>
+      <w:bookmarkStart w:id="53" w:name="_Toc168251261"/>
       <w:r>
         <w:t xml:space="preserve">Đặc tả mô hình dữ </w:t>
       </w:r>
@@ -6970,7 +6508,7 @@
         <w:pStyle w:val="Heading2"/>
       </w:pPr>
       <w:bookmarkStart w:id="54" w:name="_Toc151677015"/>
-      <w:bookmarkStart w:id="55" w:name="_Toc168125773"/>
+      <w:bookmarkStart w:id="55" w:name="_Toc168251262"/>
       <w:r>
         <w:t>Bảng dữ liệu</w:t>
       </w:r>
@@ -7141,13 +6679,8 @@
               <w:spacing w:before="60" w:after="120"/>
               <w:jc w:val="center"/>
             </w:pPr>
-            <w:proofErr w:type="gramStart"/>
-            <w:r>
-              <w:t>varchar(</w:t>
-            </w:r>
-            <w:proofErr w:type="gramEnd"/>
-            <w:r>
-              <w:t>3)</w:t>
+            <w:r>
+              <w:t>varchar(3)</w:t>
             </w:r>
           </w:p>
         </w:tc>
@@ -7343,13 +6876,8 @@
               <w:spacing w:before="60" w:after="120"/>
               <w:jc w:val="center"/>
             </w:pPr>
-            <w:proofErr w:type="gramStart"/>
-            <w:r>
-              <w:t>varchar(</w:t>
-            </w:r>
-            <w:proofErr w:type="gramEnd"/>
-            <w:r>
-              <w:t>8)</w:t>
+            <w:r>
+              <w:t>varchar(8)</w:t>
             </w:r>
           </w:p>
         </w:tc>
@@ -7412,13 +6940,8 @@
               <w:spacing w:before="60" w:after="120"/>
               <w:jc w:val="center"/>
             </w:pPr>
-            <w:proofErr w:type="gramStart"/>
-            <w:r>
-              <w:t>varchar(</w:t>
-            </w:r>
-            <w:proofErr w:type="gramEnd"/>
-            <w:r>
-              <w:t>30)</w:t>
+            <w:r>
+              <w:t>varchar(30)</w:t>
             </w:r>
           </w:p>
         </w:tc>
@@ -7481,13 +7004,8 @@
               <w:spacing w:before="60" w:after="120"/>
               <w:jc w:val="center"/>
             </w:pPr>
-            <w:proofErr w:type="gramStart"/>
-            <w:r>
-              <w:t>nvarchar(</w:t>
-            </w:r>
-            <w:proofErr w:type="gramEnd"/>
-            <w:r>
-              <w:t>40)</w:t>
+            <w:r>
+              <w:t>nvarchar(40)</w:t>
             </w:r>
           </w:p>
         </w:tc>
@@ -7550,13 +7068,8 @@
               <w:spacing w:before="60" w:after="120"/>
               <w:jc w:val="center"/>
             </w:pPr>
-            <w:proofErr w:type="gramStart"/>
-            <w:r>
-              <w:t>nvarchar(</w:t>
-            </w:r>
-            <w:proofErr w:type="gramEnd"/>
-            <w:r>
-              <w:t>10)</w:t>
+            <w:r>
+              <w:t>nvarchar(10)</w:t>
             </w:r>
           </w:p>
         </w:tc>
@@ -7747,13 +7260,8 @@
               <w:spacing w:before="60" w:after="120"/>
               <w:jc w:val="center"/>
             </w:pPr>
-            <w:proofErr w:type="gramStart"/>
-            <w:r>
-              <w:t>nvarchar(</w:t>
-            </w:r>
-            <w:proofErr w:type="gramEnd"/>
-            <w:r>
-              <w:t>300)</w:t>
+            <w:r>
+              <w:t>nvarchar(300)</w:t>
             </w:r>
           </w:p>
         </w:tc>
@@ -7816,13 +7324,8 @@
               <w:spacing w:before="60" w:after="120"/>
               <w:jc w:val="center"/>
             </w:pPr>
-            <w:proofErr w:type="gramStart"/>
-            <w:r>
-              <w:t>varchar(</w:t>
-            </w:r>
-            <w:proofErr w:type="gramEnd"/>
-            <w:r>
-              <w:t>15)</w:t>
+            <w:r>
+              <w:t>varchar(15)</w:t>
             </w:r>
           </w:p>
         </w:tc>
@@ -7885,13 +7388,8 @@
               <w:spacing w:before="60" w:after="120"/>
               <w:jc w:val="center"/>
             </w:pPr>
-            <w:proofErr w:type="gramStart"/>
-            <w:r>
-              <w:t>varchar(</w:t>
-            </w:r>
-            <w:proofErr w:type="gramEnd"/>
-            <w:r>
-              <w:t>100)</w:t>
+            <w:r>
+              <w:t>varchar(100)</w:t>
             </w:r>
           </w:p>
         </w:tc>
@@ -8081,13 +7579,8 @@
               <w:spacing w:before="60" w:after="120"/>
               <w:jc w:val="center"/>
             </w:pPr>
-            <w:proofErr w:type="gramStart"/>
-            <w:r>
-              <w:t>vachar(</w:t>
-            </w:r>
-            <w:proofErr w:type="gramEnd"/>
-            <w:r>
-              <w:t>8)</w:t>
+            <w:r>
+              <w:t>vachar(8)</w:t>
             </w:r>
           </w:p>
         </w:tc>
@@ -8150,13 +7643,8 @@
               <w:spacing w:before="60" w:after="120"/>
               <w:jc w:val="center"/>
             </w:pPr>
-            <w:proofErr w:type="gramStart"/>
-            <w:r>
-              <w:t>nvarchar(</w:t>
-            </w:r>
-            <w:proofErr w:type="gramEnd"/>
-            <w:r>
-              <w:t>40)</w:t>
+            <w:r>
+              <w:t>nvarchar(40)</w:t>
             </w:r>
           </w:p>
         </w:tc>
@@ -8219,13 +7707,8 @@
               <w:spacing w:before="60" w:after="120"/>
               <w:jc w:val="center"/>
             </w:pPr>
-            <w:proofErr w:type="gramStart"/>
-            <w:r>
-              <w:t>nvarchar(</w:t>
-            </w:r>
-            <w:proofErr w:type="gramEnd"/>
-            <w:r>
-              <w:t>10)</w:t>
+            <w:r>
+              <w:t>nvarchar(10)</w:t>
             </w:r>
           </w:p>
         </w:tc>
@@ -8416,13 +7899,8 @@
               <w:spacing w:before="60" w:after="120"/>
               <w:jc w:val="center"/>
             </w:pPr>
-            <w:proofErr w:type="gramStart"/>
-            <w:r>
-              <w:t>varchar(</w:t>
-            </w:r>
-            <w:proofErr w:type="gramEnd"/>
-            <w:r>
-              <w:t>20)</w:t>
+            <w:r>
+              <w:t>varchar(20)</w:t>
             </w:r>
           </w:p>
         </w:tc>
@@ -8549,13 +8027,8 @@
               <w:spacing w:before="60" w:after="120"/>
               <w:jc w:val="center"/>
             </w:pPr>
-            <w:proofErr w:type="gramStart"/>
-            <w:r>
-              <w:t>nvarchar(</w:t>
-            </w:r>
-            <w:proofErr w:type="gramEnd"/>
-            <w:r>
-              <w:t>300)</w:t>
+            <w:r>
+              <w:t>nvarchar(300)</w:t>
             </w:r>
           </w:p>
         </w:tc>
@@ -8618,13 +8091,8 @@
               <w:spacing w:before="60" w:after="120"/>
               <w:jc w:val="center"/>
             </w:pPr>
-            <w:proofErr w:type="gramStart"/>
-            <w:r>
-              <w:t>nvarchar(</w:t>
-            </w:r>
-            <w:proofErr w:type="gramEnd"/>
-            <w:r>
-              <w:t>200)</w:t>
+            <w:r>
+              <w:t>nvarchar(200)</w:t>
             </w:r>
           </w:p>
         </w:tc>
@@ -8687,13 +8155,8 @@
               <w:spacing w:before="60" w:after="120"/>
               <w:jc w:val="center"/>
             </w:pPr>
-            <w:proofErr w:type="gramStart"/>
-            <w:r>
-              <w:t>varchar(</w:t>
-            </w:r>
-            <w:proofErr w:type="gramEnd"/>
-            <w:r>
-              <w:t>15)</w:t>
+            <w:r>
+              <w:t>varchar(15)</w:t>
             </w:r>
           </w:p>
         </w:tc>
@@ -8756,13 +8219,8 @@
               <w:spacing w:before="60" w:after="120"/>
               <w:jc w:val="center"/>
             </w:pPr>
-            <w:proofErr w:type="gramStart"/>
-            <w:r>
-              <w:t>varchar(</w:t>
-            </w:r>
-            <w:proofErr w:type="gramEnd"/>
-            <w:r>
-              <w:t>30)</w:t>
+            <w:r>
+              <w:t>varchar(30)</w:t>
             </w:r>
           </w:p>
         </w:tc>
@@ -8825,13 +8283,8 @@
               <w:spacing w:before="60" w:after="120"/>
               <w:jc w:val="center"/>
             </w:pPr>
-            <w:proofErr w:type="gramStart"/>
-            <w:r>
-              <w:t>varchar(</w:t>
-            </w:r>
-            <w:proofErr w:type="gramEnd"/>
-            <w:r>
-              <w:t>100)</w:t>
+            <w:r>
+              <w:t>varchar(100)</w:t>
             </w:r>
           </w:p>
         </w:tc>
@@ -8894,13 +8347,8 @@
               <w:spacing w:before="60" w:after="120"/>
               <w:jc w:val="center"/>
             </w:pPr>
-            <w:proofErr w:type="gramStart"/>
-            <w:r>
-              <w:t>varchar(</w:t>
-            </w:r>
-            <w:proofErr w:type="gramEnd"/>
-            <w:r>
-              <w:t>3)</w:t>
+            <w:r>
+              <w:t>varchar(3)</w:t>
             </w:r>
           </w:p>
         </w:tc>
@@ -8930,7 +8378,7 @@
         <w:pStyle w:val="Heading2"/>
       </w:pPr>
       <w:bookmarkStart w:id="56" w:name="_Toc151677016"/>
-      <w:bookmarkStart w:id="57" w:name="_Toc168125774"/>
+      <w:bookmarkStart w:id="57" w:name="_Toc168251263"/>
       <w:r>
         <w:lastRenderedPageBreak/>
         <w:t xml:space="preserve">Sơ đồ mức vật </w:t>
@@ -9006,7 +8454,7 @@
         <w:pStyle w:val="Heading2"/>
       </w:pPr>
       <w:bookmarkStart w:id="58" w:name="_Toc151677017"/>
-      <w:bookmarkStart w:id="59" w:name="_Toc168125775"/>
+      <w:bookmarkStart w:id="59" w:name="_Toc168251264"/>
       <w:r>
         <w:lastRenderedPageBreak/>
         <w:t>Một số giao diện</w:t>
@@ -9933,14 +9381,30 @@
           <w:szCs w:val="26"/>
         </w:rPr>
       </w:pPr>
-      <w:bookmarkStart w:id="60" w:name="_Toc168125776"/>
+      <w:bookmarkStart w:id="60" w:name="_Toc168251265"/>
       <w:r>
         <w:rPr>
           <w:rFonts w:cs="Times New Roman"/>
           <w:sz w:val="26"/>
           <w:szCs w:val="26"/>
         </w:rPr>
-        <w:t>CHƯƠNG 5: TỔNG KẾT.</w:t>
+        <w:t xml:space="preserve">CHƯƠNG </w:t>
+      </w:r>
+      <w:r>
+        <w:rPr>
+          <w:rFonts w:cs="Times New Roman"/>
+          <w:sz w:val="26"/>
+          <w:szCs w:val="26"/>
+        </w:rPr>
+        <w:t>V</w:t>
+      </w:r>
+      <w:r>
+        <w:rPr>
+          <w:rFonts w:cs="Times New Roman"/>
+          <w:sz w:val="26"/>
+          <w:szCs w:val="26"/>
+        </w:rPr>
+        <w:t>: TỔNG KẾT.</w:t>
       </w:r>
       <w:bookmarkEnd w:id="50"/>
       <w:bookmarkEnd w:id="60"/>
@@ -9955,7 +9419,7 @@
         </w:rPr>
       </w:pPr>
       <w:bookmarkStart w:id="61" w:name="_Toc465865762"/>
-      <w:bookmarkStart w:id="62" w:name="_Toc168125777"/>
+      <w:bookmarkStart w:id="62" w:name="_Toc168251266"/>
       <w:r>
         <w:rPr>
           <w:rFonts w:cs="Times New Roman"/>
@@ -9975,6 +9439,7 @@
       <w:pPr>
         <w:spacing w:line="360" w:lineRule="auto"/>
         <w:ind w:left="1440"/>
+        <w:jc w:val="both"/>
         <w:rPr>
           <w:rFonts w:cs="Times New Roman"/>
           <w:szCs w:val="26"/>
@@ -10006,6 +9471,7 @@
       <w:pPr>
         <w:spacing w:line="360" w:lineRule="auto"/>
         <w:ind w:left="1440"/>
+        <w:jc w:val="both"/>
         <w:rPr>
           <w:rFonts w:cs="Times New Roman"/>
           <w:szCs w:val="26"/>
@@ -10030,6 +9496,7 @@
       <w:pPr>
         <w:spacing w:line="360" w:lineRule="auto"/>
         <w:ind w:left="1440"/>
+        <w:jc w:val="both"/>
         <w:rPr>
           <w:rFonts w:cs="Times New Roman"/>
           <w:szCs w:val="26"/>
@@ -10047,6 +9514,7 @@
       <w:pPr>
         <w:spacing w:line="360" w:lineRule="auto"/>
         <w:ind w:left="1440"/>
+        <w:jc w:val="both"/>
         <w:rPr>
           <w:rFonts w:cs="Times New Roman"/>
           <w:szCs w:val="26"/>
@@ -10064,6 +9532,7 @@
       <w:pPr>
         <w:spacing w:line="360" w:lineRule="auto"/>
         <w:ind w:left="1440"/>
+        <w:jc w:val="both"/>
         <w:rPr>
           <w:rFonts w:cs="Times New Roman"/>
           <w:szCs w:val="26"/>
@@ -10081,6 +9550,7 @@
       <w:pPr>
         <w:spacing w:line="360" w:lineRule="auto"/>
         <w:ind w:left="1440"/>
+        <w:jc w:val="both"/>
         <w:rPr>
           <w:rFonts w:cs="Times New Roman"/>
           <w:szCs w:val="26"/>
@@ -10147,6 +9617,7 @@
       <w:pPr>
         <w:spacing w:line="360" w:lineRule="auto"/>
         <w:ind w:left="1440"/>
+        <w:jc w:val="both"/>
         <w:rPr>
           <w:rFonts w:cs="Times New Roman"/>
           <w:szCs w:val="26"/>
@@ -10170,7 +9641,7 @@
         </w:rPr>
       </w:pPr>
       <w:bookmarkStart w:id="63" w:name="_Toc151677022"/>
-      <w:bookmarkStart w:id="64" w:name="_Toc168125778"/>
+      <w:bookmarkStart w:id="64" w:name="_Toc168251267"/>
       <w:r>
         <w:rPr>
           <w:rFonts w:cs="Times New Roman"/>
@@ -10184,6 +9655,7 @@
       <w:pPr>
         <w:spacing w:beforeLines="60" w:before="144" w:afterLines="120" w:after="288"/>
         <w:ind w:left="1440"/>
+        <w:jc w:val="both"/>
         <w:rPr>
           <w:rFonts w:cs="Times New Roman"/>
           <w:szCs w:val="26"/>
@@ -10207,7 +9679,7 @@
         </w:rPr>
       </w:pPr>
       <w:bookmarkStart w:id="65" w:name="_Toc465865765"/>
-      <w:bookmarkStart w:id="66" w:name="_Toc168125779"/>
+      <w:bookmarkStart w:id="66" w:name="_Toc168251268"/>
       <w:r>
         <w:rPr>
           <w:rFonts w:cs="Times New Roman"/>
@@ -10424,49 +9896,7 @@
           <w:rFonts w:cs="Times New Roman"/>
           <w:szCs w:val="26"/>
         </w:rPr>
-        <w:t>Phương thức thanh toán trực tuyến bằng cách thêm từng sản phẩm tốn nhiều thời gian nếu như cơ sở dữ liệu của chúng ta quá nhiều sản phẩ</w:t>
-      </w:r>
-      <w:r>
-        <w:rPr>
-          <w:rFonts w:cs="Times New Roman"/>
-          <w:szCs w:val="26"/>
-        </w:rPr>
-        <w:t>m (</w:t>
-      </w:r>
-      <w:r>
-        <w:rPr>
-          <w:rFonts w:cs="Times New Roman"/>
-          <w:szCs w:val="26"/>
-        </w:rPr>
-        <w:t>từ 30 sản phẩm trở</w:t>
-      </w:r>
-      <w:r>
-        <w:rPr>
-          <w:rFonts w:cs="Times New Roman"/>
-          <w:szCs w:val="26"/>
-        </w:rPr>
-        <w:t xml:space="preserve"> lên</w:t>
-      </w:r>
-      <w:r>
-        <w:rPr>
-          <w:rFonts w:cs="Times New Roman"/>
-          <w:szCs w:val="26"/>
-        </w:rPr>
-        <w:t>)</w:t>
-      </w:r>
-      <w:r>
-        <w:rPr>
-          <w:rFonts w:cs="Times New Roman"/>
-          <w:szCs w:val="26"/>
-        </w:rPr>
-        <w:t xml:space="preserve"> nên ta cần phải thay đổi hình thức thanh toán khác hoặc cần phải khắc phục lại để cải tiến được tiến độ nhanh chóng khi ta muốn lấy mã nhúng </w:t>
-      </w:r>
-      <w:r>
-        <w:rPr>
-          <w:rFonts w:cs="Times New Roman"/>
-          <w:szCs w:val="26"/>
-        </w:rPr>
-        <w:t>từng sản phẩm.</w:t>
+        <w:t>Cần phải làm thêm về việc các lỗi 404, 500, …</w:t>
       </w:r>
     </w:p>
     <w:p>
@@ -10489,29 +9919,6 @@
           <w:rFonts w:cs="Times New Roman"/>
           <w:szCs w:val="26"/>
         </w:rPr>
-        <w:t>Cần phải làm thêm về việc các lỗi 404, 500, …</w:t>
-      </w:r>
-    </w:p>
-    <w:p>
-      <w:pPr>
-        <w:pStyle w:val="ListParagraph"/>
-        <w:numPr>
-          <w:ilvl w:val="0"/>
-          <w:numId w:val="7"/>
-        </w:numPr>
-        <w:spacing w:line="360" w:lineRule="auto"/>
-        <w:ind w:left="1418" w:hanging="284"/>
-        <w:jc w:val="both"/>
-        <w:rPr>
-          <w:rFonts w:cs="Times New Roman"/>
-          <w:szCs w:val="26"/>
-        </w:rPr>
-      </w:pPr>
-      <w:r>
-        <w:rPr>
-          <w:rFonts w:cs="Times New Roman"/>
-          <w:szCs w:val="26"/>
-        </w:rPr>
         <w:t>Thêm các công nghệ Web Service.</w:t>
       </w:r>
     </w:p>
@@ -10525,7 +9932,7 @@
         </w:rPr>
       </w:pPr>
       <w:bookmarkStart w:id="67" w:name="_Toc465865766"/>
-      <w:bookmarkStart w:id="68" w:name="_Toc168125780"/>
+      <w:bookmarkStart w:id="68" w:name="_Toc168251269"/>
       <w:r>
         <w:rPr>
           <w:rFonts w:cs="Times New Roman"/>
@@ -10607,27 +10014,7 @@
             <w:szCs w:val="26"/>
             <w:lang w:val="fr-FR"/>
           </w:rPr>
-          <w:t xml:space="preserve">Phát triển ứng dụng Web 1 - </w:t>
-        </w:r>
-        <w:proofErr w:type="gramStart"/>
-        <w:r>
-          <w:rPr>
-            <w:rStyle w:val="Hyperlink"/>
-            <w:rFonts w:cs="Times New Roman"/>
-            <w:szCs w:val="26"/>
-            <w:lang w:val="fr-FR"/>
-          </w:rPr>
-          <w:t>63.CNTT</w:t>
-        </w:r>
-        <w:proofErr w:type="gramEnd"/>
-        <w:r>
-          <w:rPr>
-            <w:rStyle w:val="Hyperlink"/>
-            <w:rFonts w:cs="Times New Roman"/>
-            <w:szCs w:val="26"/>
-            <w:lang w:val="fr-FR"/>
-          </w:rPr>
-          <w:t>-CLC1 - GV. Bùi Chí Thành</w:t>
+          <w:t>Phát triển ứng dụng Web 1 - 63.CNTT-CLC1 - GV. Bùi Chí Thành</w:t>
         </w:r>
       </w:hyperlink>
     </w:p>
@@ -14593,6 +13980,7 @@
   <w:style w:type="character" w:default="1" w:styleId="DefaultParagraphFont">
     <w:name w:val="Default Paragraph Font"/>
     <w:uiPriority w:val="1"/>
+    <w:semiHidden/>
     <w:unhideWhenUsed/>
   </w:style>
   <w:style w:type="table" w:default="1" w:styleId="TableNormal">
@@ -14932,11 +14320,21 @@
     <w:autoRedefine/>
     <w:uiPriority w:val="39"/>
     <w:unhideWhenUsed/>
-    <w:rsid w:val="006560D8"/>
+    <w:rsid w:val="00031447"/>
     <w:pPr>
+      <w:tabs>
+        <w:tab w:val="left" w:pos="880"/>
+        <w:tab w:val="right" w:leader="dot" w:pos="9350"/>
+      </w:tabs>
       <w:spacing w:after="100"/>
       <w:ind w:left="260"/>
     </w:pPr>
+    <w:rPr>
+      <w:rFonts w:cs="Times New Roman"/>
+      <w:noProof/>
+      <w:sz w:val="24"/>
+      <w:szCs w:val="20"/>
+    </w:rPr>
   </w:style>
   <w:style w:type="paragraph" w:styleId="TOC3">
     <w:name w:val="toc 3"/>
